--- a/Docs/Data_Dic/Data_Dictionary_Wellness_Running_System.docx
+++ b/Docs/Data_Dic/Data_Dictionary_Wellness_Running_System.docx
@@ -649,6 +649,44 @@
           </w:p>
         </w:tc>
       </w:tr>
+      <w:tr>
+        <w:tc>
+          <w:tcPr>
+            <w:tcW w:type="dxa" w:w="4320"/>
+          </w:tcPr>
+          <w:p>
+            <w:pPr>
+              <w:rPr>
+                <w:rFonts w:ascii="TH Sarabun New" w:hAnsi="TH Sarabun New" w:cs="TH Sarabun New"/>
+              </w:rPr>
+            </w:pPr>
+            <w:r>
+              <w:rPr>
+                <w:rFonts w:ascii="TH Sarabun New" w:hAnsi="TH Sarabun New" w:cs="TH Sarabun New"/>
+              </w:rPr>
+              <w:t xml:space="preserve">health_assessment</w:t>
+            </w:r>
+          </w:p>
+        </w:tc>
+        <w:tc>
+          <w:tcPr>
+            <w:tcW w:type="dxa" w:w="4320"/>
+          </w:tcPr>
+          <w:p>
+            <w:pPr>
+              <w:rPr>
+                <w:rFonts w:ascii="TH Sarabun New" w:hAnsi="TH Sarabun New" w:cs="TH Sarabun New"/>
+              </w:rPr>
+            </w:pPr>
+            <w:r>
+              <w:rPr>
+                <w:rFonts w:ascii="TH Sarabun New" w:hAnsi="TH Sarabun New" w:cs="TH Sarabun New"/>
+              </w:rPr>
+              <w:t xml:space="preserve">แบบสอบถาม baseline สุขภาพและพฤติกรรมออกกำลังกาย (กรอกครั้งเดียวตอน onboarding)</w:t>
+            </w:r>
+          </w:p>
+        </w:tc>
+      </w:tr>
     </w:tbl>
     <w:p>
       <w:pPr>
@@ -1409,6 +1447,282 @@
                 <w:rFonts w:ascii="TH Sarabun New" w:hAnsi="TH Sarabun New" w:cs="TH Sarabun New"/>
               </w:rPr>
               <w:t>2026-07-10</w:t>
+            </w:r>
+          </w:p>
+        </w:tc>
+      </w:tr>
+      <w:tr>
+        <w:tc>
+          <w:tcPr>
+            <w:tcW w:type="dxa" w:w="1728"/>
+          </w:tcPr>
+          <w:p>
+            <w:pPr>
+              <w:rPr>
+                <w:rFonts w:ascii="TH Sarabun New" w:hAnsi="TH Sarabun New" w:cs="TH Sarabun New"/>
+              </w:rPr>
+            </w:pPr>
+            <w:r>
+              <w:rPr>
+                <w:rFonts w:ascii="TH Sarabun New" w:hAnsi="TH Sarabun New" w:cs="TH Sarabun New"/>
+              </w:rPr>
+              <w:t xml:space="preserve">job_position</w:t>
+            </w:r>
+          </w:p>
+        </w:tc>
+        <w:tc>
+          <w:tcPr>
+            <w:tcW w:type="dxa" w:w="1728"/>
+          </w:tcPr>
+          <w:p>
+            <w:pPr>
+              <w:rPr>
+                <w:rFonts w:ascii="TH Sarabun New" w:hAnsi="TH Sarabun New" w:cs="TH Sarabun New"/>
+              </w:rPr>
+            </w:pPr>
+            <w:r>
+              <w:rPr>
+                <w:rFonts w:ascii="TH Sarabun New" w:hAnsi="TH Sarabun New" w:cs="TH Sarabun New"/>
+              </w:rPr>
+              <w:t xml:space="preserve">VARCHAR(50)</w:t>
+            </w:r>
+          </w:p>
+        </w:tc>
+        <w:tc>
+          <w:tcPr>
+            <w:tcW w:type="dxa" w:w="1728"/>
+          </w:tcPr>
+          <w:p>
+            <w:pPr>
+              <w:rPr>
+                <w:rFonts w:ascii="TH Sarabun New" w:hAnsi="TH Sarabun New" w:cs="TH Sarabun New"/>
+              </w:rPr>
+            </w:pPr>
+            <w:r>
+              <w:rPr>
+                <w:rFonts w:ascii="TH Sarabun New" w:hAnsi="TH Sarabun New" w:cs="TH Sarabun New"/>
+              </w:rPr>
+              <w:t xml:space="preserve">ตำแหน่ง/สายงาน (พยาบาล, ผู้ช่วยพยาบาล, เจ้าหน้าที่, อื่นๆ)</w:t>
+            </w:r>
+          </w:p>
+        </w:tc>
+        <w:tc>
+          <w:tcPr>
+            <w:tcW w:type="dxa" w:w="1728"/>
+          </w:tcPr>
+          <w:p>
+            <w:pPr>
+              <w:rPr>
+                <w:rFonts w:ascii="TH Sarabun New" w:hAnsi="TH Sarabun New" w:cs="TH Sarabun New"/>
+              </w:rPr>
+            </w:pPr>
+            <w:r>
+              <w:rPr>
+                <w:rFonts w:ascii="TH Sarabun New" w:hAnsi="TH Sarabun New" w:cs="TH Sarabun New"/>
+              </w:rPr>
+              <w:t xml:space="preserve">-</w:t>
+            </w:r>
+          </w:p>
+        </w:tc>
+        <w:tc>
+          <w:tcPr>
+            <w:tcW w:type="dxa" w:w="1728"/>
+          </w:tcPr>
+          <w:p>
+            <w:pPr>
+              <w:rPr>
+                <w:rFonts w:ascii="TH Sarabun New" w:hAnsi="TH Sarabun New" w:cs="TH Sarabun New"/>
+              </w:rPr>
+            </w:pPr>
+            <w:r>
+              <w:rPr>
+                <w:rFonts w:ascii="TH Sarabun New" w:hAnsi="TH Sarabun New" w:cs="TH Sarabun New"/>
+              </w:rPr>
+              <w:t xml:space="preserve">พยาบาล</w:t>
+            </w:r>
+          </w:p>
+        </w:tc>
+      </w:tr>
+      <w:tr>
+        <w:tc>
+          <w:tcPr>
+            <w:tcW w:type="dxa" w:w="1728"/>
+          </w:tcPr>
+          <w:p>
+            <w:pPr>
+              <w:rPr>
+                <w:rFonts w:ascii="TH Sarabun New" w:hAnsi="TH Sarabun New" w:cs="TH Sarabun New"/>
+              </w:rPr>
+            </w:pPr>
+            <w:r>
+              <w:rPr>
+                <w:rFonts w:ascii="TH Sarabun New" w:hAnsi="TH Sarabun New" w:cs="TH Sarabun New"/>
+              </w:rPr>
+              <w:t xml:space="preserve">years_of_service</w:t>
+            </w:r>
+          </w:p>
+        </w:tc>
+        <w:tc>
+          <w:tcPr>
+            <w:tcW w:type="dxa" w:w="1728"/>
+          </w:tcPr>
+          <w:p>
+            <w:pPr>
+              <w:rPr>
+                <w:rFonts w:ascii="TH Sarabun New" w:hAnsi="TH Sarabun New" w:cs="TH Sarabun New"/>
+              </w:rPr>
+            </w:pPr>
+            <w:r>
+              <w:rPr>
+                <w:rFonts w:ascii="TH Sarabun New" w:hAnsi="TH Sarabun New" w:cs="TH Sarabun New"/>
+              </w:rPr>
+              <w:t xml:space="preserve">DECIMAL(4,1)</w:t>
+            </w:r>
+          </w:p>
+        </w:tc>
+        <w:tc>
+          <w:tcPr>
+            <w:tcW w:type="dxa" w:w="1728"/>
+          </w:tcPr>
+          <w:p>
+            <w:pPr>
+              <w:rPr>
+                <w:rFonts w:ascii="TH Sarabun New" w:hAnsi="TH Sarabun New" w:cs="TH Sarabun New"/>
+              </w:rPr>
+            </w:pPr>
+            <w:r>
+              <w:rPr>
+                <w:rFonts w:ascii="TH Sarabun New" w:hAnsi="TH Sarabun New" w:cs="TH Sarabun New"/>
+              </w:rPr>
+              <w:t xml:space="preserve">ระยะเวลาปฏิบัติงานในโรงพยาบาลนี้ (ปี)</w:t>
+            </w:r>
+          </w:p>
+        </w:tc>
+        <w:tc>
+          <w:tcPr>
+            <w:tcW w:type="dxa" w:w="1728"/>
+          </w:tcPr>
+          <w:p>
+            <w:pPr>
+              <w:rPr>
+                <w:rFonts w:ascii="TH Sarabun New" w:hAnsi="TH Sarabun New" w:cs="TH Sarabun New"/>
+              </w:rPr>
+            </w:pPr>
+            <w:r>
+              <w:rPr>
+                <w:rFonts w:ascii="TH Sarabun New" w:hAnsi="TH Sarabun New" w:cs="TH Sarabun New"/>
+              </w:rPr>
+              <w:t xml:space="preserve">-</w:t>
+            </w:r>
+          </w:p>
+        </w:tc>
+        <w:tc>
+          <w:tcPr>
+            <w:tcW w:type="dxa" w:w="1728"/>
+          </w:tcPr>
+          <w:p>
+            <w:pPr>
+              <w:rPr>
+                <w:rFonts w:ascii="TH Sarabun New" w:hAnsi="TH Sarabun New" w:cs="TH Sarabun New"/>
+              </w:rPr>
+            </w:pPr>
+            <w:r>
+              <w:rPr>
+                <w:rFonts w:ascii="TH Sarabun New" w:hAnsi="TH Sarabun New" w:cs="TH Sarabun New"/>
+              </w:rPr>
+              <w:t xml:space="preserve">3.5</w:t>
+            </w:r>
+          </w:p>
+        </w:tc>
+      </w:tr>
+      <w:tr>
+        <w:tc>
+          <w:tcPr>
+            <w:tcW w:type="dxa" w:w="1728"/>
+          </w:tcPr>
+          <w:p>
+            <w:pPr>
+              <w:rPr>
+                <w:rFonts w:ascii="TH Sarabun New" w:hAnsi="TH Sarabun New" w:cs="TH Sarabun New"/>
+              </w:rPr>
+            </w:pPr>
+            <w:r>
+              <w:rPr>
+                <w:rFonts w:ascii="TH Sarabun New" w:hAnsi="TH Sarabun New" w:cs="TH Sarabun New"/>
+              </w:rPr>
+              <w:t xml:space="preserve">shift_type</w:t>
+            </w:r>
+          </w:p>
+        </w:tc>
+        <w:tc>
+          <w:tcPr>
+            <w:tcW w:type="dxa" w:w="1728"/>
+          </w:tcPr>
+          <w:p>
+            <w:pPr>
+              <w:rPr>
+                <w:rFonts w:ascii="TH Sarabun New" w:hAnsi="TH Sarabun New" w:cs="TH Sarabun New"/>
+              </w:rPr>
+            </w:pPr>
+            <w:r>
+              <w:rPr>
+                <w:rFonts w:ascii="TH Sarabun New" w:hAnsi="TH Sarabun New" w:cs="TH Sarabun New"/>
+              </w:rPr>
+              <w:t xml:space="preserve">ENUM</w:t>
+            </w:r>
+          </w:p>
+        </w:tc>
+        <w:tc>
+          <w:tcPr>
+            <w:tcW w:type="dxa" w:w="1728"/>
+          </w:tcPr>
+          <w:p>
+            <w:pPr>
+              <w:rPr>
+                <w:rFonts w:ascii="TH Sarabun New" w:hAnsi="TH Sarabun New" w:cs="TH Sarabun New"/>
+              </w:rPr>
+            </w:pPr>
+            <w:r>
+              <w:rPr>
+                <w:rFonts w:ascii="TH Sarabun New" w:hAnsi="TH Sarabun New" w:cs="TH Sarabun New"/>
+              </w:rPr>
+              <w:t xml:space="preserve">ลักษณะเวรที่ปฏิบัติงานเป็นส่วนใหญ่ (DAY=เวรทำการ, SHIFT=เวรผลัด)</w:t>
+            </w:r>
+          </w:p>
+        </w:tc>
+        <w:tc>
+          <w:tcPr>
+            <w:tcW w:type="dxa" w:w="1728"/>
+          </w:tcPr>
+          <w:p>
+            <w:pPr>
+              <w:rPr>
+                <w:rFonts w:ascii="TH Sarabun New" w:hAnsi="TH Sarabun New" w:cs="TH Sarabun New"/>
+              </w:rPr>
+            </w:pPr>
+            <w:r>
+              <w:rPr>
+                <w:rFonts w:ascii="TH Sarabun New" w:hAnsi="TH Sarabun New" w:cs="TH Sarabun New"/>
+              </w:rPr>
+              <w:t xml:space="preserve">-</w:t>
+            </w:r>
+          </w:p>
+        </w:tc>
+        <w:tc>
+          <w:tcPr>
+            <w:tcW w:type="dxa" w:w="1728"/>
+          </w:tcPr>
+          <w:p>
+            <w:pPr>
+              <w:rPr>
+                <w:rFonts w:ascii="TH Sarabun New" w:hAnsi="TH Sarabun New" w:cs="TH Sarabun New"/>
+              </w:rPr>
+            </w:pPr>
+            <w:r>
+              <w:rPr>
+                <w:rFonts w:ascii="TH Sarabun New" w:hAnsi="TH Sarabun New" w:cs="TH Sarabun New"/>
+              </w:rPr>
+              <w:t xml:space="preserve">DAY</w:t>
             </w:r>
           </w:p>
         </w:tc>
@@ -5467,6 +5781,190 @@
       <w:tr>
         <w:tc>
           <w:tcPr>
+            <w:tcW w:type="dxa" w:w="1728"/>
+          </w:tcPr>
+          <w:p>
+            <w:pPr>
+              <w:rPr>
+                <w:rFonts w:ascii="TH Sarabun New" w:hAnsi="TH Sarabun New" w:cs="TH Sarabun New"/>
+              </w:rPr>
+            </w:pPr>
+            <w:r>
+              <w:rPr>
+                <w:rFonts w:ascii="TH Sarabun New" w:hAnsi="TH Sarabun New" w:cs="TH Sarabun New"/>
+              </w:rPr>
+              <w:t xml:space="preserve">reject_reason_id</w:t>
+            </w:r>
+          </w:p>
+        </w:tc>
+        <w:tc>
+          <w:tcPr>
+            <w:tcW w:type="dxa" w:w="1728"/>
+          </w:tcPr>
+          <w:p>
+            <w:pPr>
+              <w:rPr>
+                <w:rFonts w:ascii="TH Sarabun New" w:hAnsi="TH Sarabun New" w:cs="TH Sarabun New"/>
+              </w:rPr>
+            </w:pPr>
+            <w:r>
+              <w:rPr>
+                <w:rFonts w:ascii="TH Sarabun New" w:hAnsi="TH Sarabun New" w:cs="TH Sarabun New"/>
+              </w:rPr>
+              <w:t xml:space="preserve">INT</w:t>
+            </w:r>
+          </w:p>
+        </w:tc>
+        <w:tc>
+          <w:tcPr>
+            <w:tcW w:type="dxa" w:w="1728"/>
+          </w:tcPr>
+          <w:p>
+            <w:pPr>
+              <w:rPr>
+                <w:rFonts w:ascii="TH Sarabun New" w:hAnsi="TH Sarabun New" w:cs="TH Sarabun New"/>
+              </w:rPr>
+            </w:pPr>
+            <w:r>
+              <w:rPr>
+                <w:rFonts w:ascii="TH Sarabun New" w:hAnsi="TH Sarabun New" w:cs="TH Sarabun New"/>
+              </w:rPr>
+              <w:t xml:space="preserve">เหตุผลการปฏิเสธ (preset)</w:t>
+            </w:r>
+          </w:p>
+        </w:tc>
+        <w:tc>
+          <w:tcPr>
+            <w:tcW w:type="dxa" w:w="1728"/>
+          </w:tcPr>
+          <w:p>
+            <w:pPr>
+              <w:rPr>
+                <w:rFonts w:ascii="TH Sarabun New" w:hAnsi="TH Sarabun New" w:cs="TH Sarabun New"/>
+              </w:rPr>
+            </w:pPr>
+            <w:r>
+              <w:rPr>
+                <w:rFonts w:ascii="TH Sarabun New" w:hAnsi="TH Sarabun New" w:cs="TH Sarabun New"/>
+              </w:rPr>
+              <w:t xml:space="preserve">FK</w:t>
+            </w:r>
+          </w:p>
+        </w:tc>
+        <w:tc>
+          <w:tcPr>
+            <w:tcW w:type="dxa" w:w="1728"/>
+          </w:tcPr>
+          <w:p>
+            <w:pPr>
+              <w:rPr>
+                <w:rFonts w:ascii="TH Sarabun New" w:hAnsi="TH Sarabun New" w:cs="TH Sarabun New"/>
+              </w:rPr>
+            </w:pPr>
+            <w:r>
+              <w:rPr>
+                <w:rFonts w:ascii="TH Sarabun New" w:hAnsi="TH Sarabun New" w:cs="TH Sarabun New"/>
+              </w:rPr>
+              <w:t xml:space="preserve">3</w:t>
+            </w:r>
+          </w:p>
+        </w:tc>
+      </w:tr>
+      <w:tr>
+        <w:tc>
+          <w:tcPr>
+            <w:tcW w:type="dxa" w:w="1728"/>
+          </w:tcPr>
+          <w:p>
+            <w:pPr>
+              <w:rPr>
+                <w:rFonts w:ascii="TH Sarabun New" w:hAnsi="TH Sarabun New" w:cs="TH Sarabun New"/>
+              </w:rPr>
+            </w:pPr>
+            <w:r>
+              <w:rPr>
+                <w:rFonts w:ascii="TH Sarabun New" w:hAnsi="TH Sarabun New" w:cs="TH Sarabun New"/>
+              </w:rPr>
+              <w:t xml:space="preserve">reject_reason_note</w:t>
+            </w:r>
+          </w:p>
+        </w:tc>
+        <w:tc>
+          <w:tcPr>
+            <w:tcW w:type="dxa" w:w="1728"/>
+          </w:tcPr>
+          <w:p>
+            <w:pPr>
+              <w:rPr>
+                <w:rFonts w:ascii="TH Sarabun New" w:hAnsi="TH Sarabun New" w:cs="TH Sarabun New"/>
+              </w:rPr>
+            </w:pPr>
+            <w:r>
+              <w:rPr>
+                <w:rFonts w:ascii="TH Sarabun New" w:hAnsi="TH Sarabun New" w:cs="TH Sarabun New"/>
+              </w:rPr>
+              <w:t xml:space="preserve">VARCHAR(255)</w:t>
+            </w:r>
+          </w:p>
+        </w:tc>
+        <w:tc>
+          <w:tcPr>
+            <w:tcW w:type="dxa" w:w="1728"/>
+          </w:tcPr>
+          <w:p>
+            <w:pPr>
+              <w:rPr>
+                <w:rFonts w:ascii="TH Sarabun New" w:hAnsi="TH Sarabun New" w:cs="TH Sarabun New"/>
+              </w:rPr>
+            </w:pPr>
+            <w:r>
+              <w:rPr>
+                <w:rFonts w:ascii="TH Sarabun New" w:hAnsi="TH Sarabun New" w:cs="TH Sarabun New"/>
+              </w:rPr>
+              <w:t xml:space="preserve">หมายเหตุเพิ่มเติมของเหตุผลปฏิเสธ</w:t>
+            </w:r>
+          </w:p>
+        </w:tc>
+        <w:tc>
+          <w:tcPr>
+            <w:tcW w:type="dxa" w:w="1728"/>
+          </w:tcPr>
+          <w:p>
+            <w:pPr>
+              <w:rPr>
+                <w:rFonts w:ascii="TH Sarabun New" w:hAnsi="TH Sarabun New" w:cs="TH Sarabun New"/>
+              </w:rPr>
+            </w:pPr>
+            <w:r>
+              <w:rPr>
+                <w:rFonts w:ascii="TH Sarabun New" w:hAnsi="TH Sarabun New" w:cs="TH Sarabun New"/>
+              </w:rPr>
+              <w:t xml:space="preserve">-</w:t>
+            </w:r>
+          </w:p>
+        </w:tc>
+        <w:tc>
+          <w:tcPr>
+            <w:tcW w:type="dxa" w:w="1728"/>
+          </w:tcPr>
+          <w:p>
+            <w:pPr>
+              <w:rPr>
+                <w:rFonts w:ascii="TH Sarabun New" w:hAnsi="TH Sarabun New" w:cs="TH Sarabun New"/>
+              </w:rPr>
+            </w:pPr>
+            <w:r>
+              <w:rPr>
+                <w:rFonts w:ascii="TH Sarabun New" w:hAnsi="TH Sarabun New" w:cs="TH Sarabun New"/>
+              </w:rPr>
+              <w:t xml:space="preserve">-</w:t>
+            </w:r>
+          </w:p>
+        </w:tc>
+      </w:tr>
+      <w:tr>
+        <w:tc>
+          <w:tcPr>
             <w:tcW w:w="1728" w:type="dxa"/>
           </w:tcPr>
           <w:p>
@@ -6139,91 +6637,91 @@
       <w:tr>
         <w:tc>
           <w:tcPr>
-            <w:tcW w:w="1728" w:type="dxa"/>
-          </w:tcPr>
-          <w:p>
-            <w:pPr>
-              <w:rPr>
-                <w:rFonts w:ascii="TH Sarabun New" w:hAnsi="TH Sarabun New" w:cs="TH Sarabun New"/>
-              </w:rPr>
-            </w:pPr>
-            <w:r>
-              <w:rPr>
-                <w:rFonts w:ascii="TH Sarabun New" w:hAnsi="TH Sarabun New" w:cs="TH Sarabun New"/>
-              </w:rPr>
-              <w:t>employee_id</w:t>
-            </w:r>
-          </w:p>
-        </w:tc>
-        <w:tc>
-          <w:tcPr>
-            <w:tcW w:w="1728" w:type="dxa"/>
-          </w:tcPr>
-          <w:p>
-            <w:pPr>
-              <w:rPr>
-                <w:rFonts w:ascii="TH Sarabun New" w:hAnsi="TH Sarabun New" w:cs="TH Sarabun New"/>
-              </w:rPr>
-            </w:pPr>
-            <w:r>
-              <w:rPr>
-                <w:rFonts w:ascii="TH Sarabun New" w:hAnsi="TH Sarabun New" w:cs="TH Sarabun New"/>
-              </w:rPr>
-              <w:t>VARCHAR(20)</w:t>
-            </w:r>
-          </w:p>
-        </w:tc>
-        <w:tc>
-          <w:tcPr>
-            <w:tcW w:w="1728" w:type="dxa"/>
-          </w:tcPr>
-          <w:p>
-            <w:pPr>
-              <w:rPr>
-                <w:rFonts w:ascii="TH Sarabun New" w:hAnsi="TH Sarabun New" w:cs="TH Sarabun New"/>
-              </w:rPr>
-            </w:pPr>
-            <w:r>
-              <w:rPr>
-                <w:rFonts w:ascii="TH Sarabun New" w:hAnsi="TH Sarabun New" w:cs="TH Sarabun New"/>
-              </w:rPr>
-              <w:t>รหัสพนักงาน</w:t>
-            </w:r>
-          </w:p>
-        </w:tc>
-        <w:tc>
-          <w:tcPr>
-            <w:tcW w:w="1728" w:type="dxa"/>
-          </w:tcPr>
-          <w:p>
-            <w:pPr>
-              <w:rPr>
-                <w:rFonts w:ascii="TH Sarabun New" w:hAnsi="TH Sarabun New" w:cs="TH Sarabun New"/>
-              </w:rPr>
-            </w:pPr>
-            <w:r>
-              <w:rPr>
-                <w:rFonts w:ascii="TH Sarabun New" w:hAnsi="TH Sarabun New" w:cs="TH Sarabun New"/>
-              </w:rPr>
-              <w:t>FK</w:t>
-            </w:r>
-          </w:p>
-        </w:tc>
-        <w:tc>
-          <w:tcPr>
-            <w:tcW w:w="1728" w:type="dxa"/>
-          </w:tcPr>
-          <w:p>
-            <w:pPr>
-              <w:rPr>
-                <w:rFonts w:ascii="TH Sarabun New" w:hAnsi="TH Sarabun New" w:cs="TH Sarabun New"/>
-              </w:rPr>
-            </w:pPr>
-            <w:r>
-              <w:rPr>
-                <w:rFonts w:ascii="TH Sarabun New" w:hAnsi="TH Sarabun New" w:cs="TH Sarabun New"/>
-              </w:rPr>
-              <w:t>EMP001</w:t>
+            <w:tcW w:type="dxa" w:w="1728"/>
+          </w:tcPr>
+          <w:p>
+            <w:pPr>
+              <w:rPr>
+                <w:rFonts w:ascii="TH Sarabun New" w:hAnsi="TH Sarabun New" w:cs="TH Sarabun New"/>
+              </w:rPr>
+            </w:pPr>
+            <w:r>
+              <w:rPr>
+                <w:rFonts w:ascii="TH Sarabun New" w:hAnsi="TH Sarabun New" w:cs="TH Sarabun New"/>
+              </w:rPr>
+              <w:t xml:space="preserve">redeem_id</w:t>
+            </w:r>
+          </w:p>
+        </w:tc>
+        <w:tc>
+          <w:tcPr>
+            <w:tcW w:type="dxa" w:w="1728"/>
+          </w:tcPr>
+          <w:p>
+            <w:pPr>
+              <w:rPr>
+                <w:rFonts w:ascii="TH Sarabun New" w:hAnsi="TH Sarabun New" w:cs="TH Sarabun New"/>
+              </w:rPr>
+            </w:pPr>
+            <w:r>
+              <w:rPr>
+                <w:rFonts w:ascii="TH Sarabun New" w:hAnsi="TH Sarabun New" w:cs="TH Sarabun New"/>
+              </w:rPr>
+              <w:t xml:space="preserve">INT</w:t>
+            </w:r>
+          </w:p>
+        </w:tc>
+        <w:tc>
+          <w:tcPr>
+            <w:tcW w:type="dxa" w:w="1728"/>
+          </w:tcPr>
+          <w:p>
+            <w:pPr>
+              <w:rPr>
+                <w:rFonts w:ascii="TH Sarabun New" w:hAnsi="TH Sarabun New" w:cs="TH Sarabun New"/>
+              </w:rPr>
+            </w:pPr>
+            <w:r>
+              <w:rPr>
+                <w:rFonts w:ascii="TH Sarabun New" w:hAnsi="TH Sarabun New" w:cs="TH Sarabun New"/>
+              </w:rPr>
+              <w:t xml:space="preserve">อ้างอิงการแลกของ (ใช้เมื่อ transaction_type = REDEEM หรือ ADJUST)</w:t>
+            </w:r>
+          </w:p>
+        </w:tc>
+        <w:tc>
+          <w:tcPr>
+            <w:tcW w:type="dxa" w:w="1728"/>
+          </w:tcPr>
+          <w:p>
+            <w:pPr>
+              <w:rPr>
+                <w:rFonts w:ascii="TH Sarabun New" w:hAnsi="TH Sarabun New" w:cs="TH Sarabun New"/>
+              </w:rPr>
+            </w:pPr>
+            <w:r>
+              <w:rPr>
+                <w:rFonts w:ascii="TH Sarabun New" w:hAnsi="TH Sarabun New" w:cs="TH Sarabun New"/>
+              </w:rPr>
+              <w:t xml:space="preserve">FK</w:t>
+            </w:r>
+          </w:p>
+        </w:tc>
+        <w:tc>
+          <w:tcPr>
+            <w:tcW w:type="dxa" w:w="1728"/>
+          </w:tcPr>
+          <w:p>
+            <w:pPr>
+              <w:rPr>
+                <w:rFonts w:ascii="TH Sarabun New" w:hAnsi="TH Sarabun New" w:cs="TH Sarabun New"/>
+              </w:rPr>
+            </w:pPr>
+            <w:r>
+              <w:rPr>
+                <w:rFonts w:ascii="TH Sarabun New" w:hAnsi="TH Sarabun New" w:cs="TH Sarabun New"/>
+              </w:rPr>
+              <w:t xml:space="preserve">1</w:t>
             </w:r>
           </w:p>
         </w:tc>
@@ -6243,79 +6741,79 @@
               <w:rPr>
                 <w:rFonts w:ascii="TH Sarabun New" w:hAnsi="TH Sarabun New" w:cs="TH Sarabun New"/>
               </w:rPr>
-              <w:t>score</w:t>
-            </w:r>
-          </w:p>
-        </w:tc>
-        <w:tc>
-          <w:tcPr>
-            <w:tcW w:w="1728" w:type="dxa"/>
-          </w:tcPr>
-          <w:p>
-            <w:pPr>
-              <w:rPr>
-                <w:rFonts w:ascii="TH Sarabun New" w:hAnsi="TH Sarabun New" w:cs="TH Sarabun New"/>
-              </w:rPr>
-            </w:pPr>
-            <w:r>
-              <w:rPr>
-                <w:rFonts w:ascii="TH Sarabun New" w:hAnsi="TH Sarabun New" w:cs="TH Sarabun New"/>
-              </w:rPr>
-              <w:t>INT</w:t>
-            </w:r>
-          </w:p>
-        </w:tc>
-        <w:tc>
-          <w:tcPr>
-            <w:tcW w:w="1728" w:type="dxa"/>
-          </w:tcPr>
-          <w:p>
-            <w:pPr>
-              <w:rPr>
-                <w:rFonts w:ascii="TH Sarabun New" w:hAnsi="TH Sarabun New" w:cs="TH Sarabun New"/>
-              </w:rPr>
-            </w:pPr>
-            <w:r>
-              <w:rPr>
-                <w:rFonts w:ascii="TH Sarabun New" w:hAnsi="TH Sarabun New" w:cs="TH Sarabun New"/>
-              </w:rPr>
-              <w:t>คะแนน</w:t>
-            </w:r>
-          </w:p>
-        </w:tc>
-        <w:tc>
-          <w:tcPr>
-            <w:tcW w:w="1728" w:type="dxa"/>
-          </w:tcPr>
-          <w:p>
-            <w:pPr>
-              <w:rPr>
-                <w:rFonts w:ascii="TH Sarabun New" w:hAnsi="TH Sarabun New" w:cs="TH Sarabun New"/>
-              </w:rPr>
-            </w:pPr>
-            <w:r>
-              <w:rPr>
-                <w:rFonts w:ascii="TH Sarabun New" w:hAnsi="TH Sarabun New" w:cs="TH Sarabun New"/>
-              </w:rPr>
-              <w:t>-</w:t>
-            </w:r>
-          </w:p>
-        </w:tc>
-        <w:tc>
-          <w:tcPr>
-            <w:tcW w:w="1728" w:type="dxa"/>
-          </w:tcPr>
-          <w:p>
-            <w:pPr>
-              <w:rPr>
-                <w:rFonts w:ascii="TH Sarabun New" w:hAnsi="TH Sarabun New" w:cs="TH Sarabun New"/>
-              </w:rPr>
-            </w:pPr>
-            <w:r>
-              <w:rPr>
-                <w:rFonts w:ascii="TH Sarabun New" w:hAnsi="TH Sarabun New" w:cs="TH Sarabun New"/>
-              </w:rPr>
-              <w:t>5</w:t>
+              <w:t>employee_id</w:t>
+            </w:r>
+          </w:p>
+        </w:tc>
+        <w:tc>
+          <w:tcPr>
+            <w:tcW w:w="1728" w:type="dxa"/>
+          </w:tcPr>
+          <w:p>
+            <w:pPr>
+              <w:rPr>
+                <w:rFonts w:ascii="TH Sarabun New" w:hAnsi="TH Sarabun New" w:cs="TH Sarabun New"/>
+              </w:rPr>
+            </w:pPr>
+            <w:r>
+              <w:rPr>
+                <w:rFonts w:ascii="TH Sarabun New" w:hAnsi="TH Sarabun New" w:cs="TH Sarabun New"/>
+              </w:rPr>
+              <w:t>VARCHAR(20)</w:t>
+            </w:r>
+          </w:p>
+        </w:tc>
+        <w:tc>
+          <w:tcPr>
+            <w:tcW w:w="1728" w:type="dxa"/>
+          </w:tcPr>
+          <w:p>
+            <w:pPr>
+              <w:rPr>
+                <w:rFonts w:ascii="TH Sarabun New" w:hAnsi="TH Sarabun New" w:cs="TH Sarabun New"/>
+              </w:rPr>
+            </w:pPr>
+            <w:r>
+              <w:rPr>
+                <w:rFonts w:ascii="TH Sarabun New" w:hAnsi="TH Sarabun New" w:cs="TH Sarabun New"/>
+              </w:rPr>
+              <w:t>รหัสพนักงาน</w:t>
+            </w:r>
+          </w:p>
+        </w:tc>
+        <w:tc>
+          <w:tcPr>
+            <w:tcW w:w="1728" w:type="dxa"/>
+          </w:tcPr>
+          <w:p>
+            <w:pPr>
+              <w:rPr>
+                <w:rFonts w:ascii="TH Sarabun New" w:hAnsi="TH Sarabun New" w:cs="TH Sarabun New"/>
+              </w:rPr>
+            </w:pPr>
+            <w:r>
+              <w:rPr>
+                <w:rFonts w:ascii="TH Sarabun New" w:hAnsi="TH Sarabun New" w:cs="TH Sarabun New"/>
+              </w:rPr>
+              <w:t>FK</w:t>
+            </w:r>
+          </w:p>
+        </w:tc>
+        <w:tc>
+          <w:tcPr>
+            <w:tcW w:w="1728" w:type="dxa"/>
+          </w:tcPr>
+          <w:p>
+            <w:pPr>
+              <w:rPr>
+                <w:rFonts w:ascii="TH Sarabun New" w:hAnsi="TH Sarabun New" w:cs="TH Sarabun New"/>
+              </w:rPr>
+            </w:pPr>
+            <w:r>
+              <w:rPr>
+                <w:rFonts w:ascii="TH Sarabun New" w:hAnsi="TH Sarabun New" w:cs="TH Sarabun New"/>
+              </w:rPr>
+              <w:t>EMP001</w:t>
             </w:r>
           </w:p>
         </w:tc>
@@ -6335,6 +6833,98 @@
               <w:rPr>
                 <w:rFonts w:ascii="TH Sarabun New" w:hAnsi="TH Sarabun New" w:cs="TH Sarabun New"/>
               </w:rPr>
+              <w:t>score</w:t>
+            </w:r>
+          </w:p>
+        </w:tc>
+        <w:tc>
+          <w:tcPr>
+            <w:tcW w:w="1728" w:type="dxa"/>
+          </w:tcPr>
+          <w:p>
+            <w:pPr>
+              <w:rPr>
+                <w:rFonts w:ascii="TH Sarabun New" w:hAnsi="TH Sarabun New" w:cs="TH Sarabun New"/>
+              </w:rPr>
+            </w:pPr>
+            <w:r>
+              <w:rPr>
+                <w:rFonts w:ascii="TH Sarabun New" w:hAnsi="TH Sarabun New" w:cs="TH Sarabun New"/>
+              </w:rPr>
+              <w:t>INT</w:t>
+            </w:r>
+          </w:p>
+        </w:tc>
+        <w:tc>
+          <w:tcPr>
+            <w:tcW w:w="1728" w:type="dxa"/>
+          </w:tcPr>
+          <w:p>
+            <w:pPr>
+              <w:rPr>
+                <w:rFonts w:ascii="TH Sarabun New" w:hAnsi="TH Sarabun New" w:cs="TH Sarabun New"/>
+              </w:rPr>
+            </w:pPr>
+            <w:r>
+              <w:rPr>
+                <w:rFonts w:ascii="TH Sarabun New" w:hAnsi="TH Sarabun New" w:cs="TH Sarabun New"/>
+              </w:rPr>
+              <w:t>คะแนน</w:t>
+            </w:r>
+          </w:p>
+        </w:tc>
+        <w:tc>
+          <w:tcPr>
+            <w:tcW w:w="1728" w:type="dxa"/>
+          </w:tcPr>
+          <w:p>
+            <w:pPr>
+              <w:rPr>
+                <w:rFonts w:ascii="TH Sarabun New" w:hAnsi="TH Sarabun New" w:cs="TH Sarabun New"/>
+              </w:rPr>
+            </w:pPr>
+            <w:r>
+              <w:rPr>
+                <w:rFonts w:ascii="TH Sarabun New" w:hAnsi="TH Sarabun New" w:cs="TH Sarabun New"/>
+              </w:rPr>
+              <w:t>-</w:t>
+            </w:r>
+          </w:p>
+        </w:tc>
+        <w:tc>
+          <w:tcPr>
+            <w:tcW w:w="1728" w:type="dxa"/>
+          </w:tcPr>
+          <w:p>
+            <w:pPr>
+              <w:rPr>
+                <w:rFonts w:ascii="TH Sarabun New" w:hAnsi="TH Sarabun New" w:cs="TH Sarabun New"/>
+              </w:rPr>
+            </w:pPr>
+            <w:r>
+              <w:rPr>
+                <w:rFonts w:ascii="TH Sarabun New" w:hAnsi="TH Sarabun New" w:cs="TH Sarabun New"/>
+              </w:rPr>
+              <w:t>5</w:t>
+            </w:r>
+          </w:p>
+        </w:tc>
+      </w:tr>
+      <w:tr>
+        <w:tc>
+          <w:tcPr>
+            <w:tcW w:w="1728" w:type="dxa"/>
+          </w:tcPr>
+          <w:p>
+            <w:pPr>
+              <w:rPr>
+                <w:rFonts w:ascii="TH Sarabun New" w:hAnsi="TH Sarabun New" w:cs="TH Sarabun New"/>
+              </w:rPr>
+            </w:pPr>
+            <w:r>
+              <w:rPr>
+                <w:rFonts w:ascii="TH Sarabun New" w:hAnsi="TH Sarabun New" w:cs="TH Sarabun New"/>
+              </w:rPr>
               <w:t>transaction_type</w:t>
             </w:r>
           </w:p>
@@ -6407,7 +6997,7 @@
               <w:rPr>
                 <w:rFonts w:ascii="TH Sarabun New" w:hAnsi="TH Sarabun New" w:cs="TH Sarabun New"/>
               </w:rPr>
-              <w:t>APPROVE</w:t>
+              <w:t xml:space="preserve">EARN</w:t>
             </w:r>
           </w:p>
         </w:tc>
@@ -6934,7 +7524,7 @@
               <w:rPr>
                 <w:rFonts w:ascii="TH Sarabun New" w:hAnsi="TH Sarabun New" w:cs="TH Sarabun New"/>
               </w:rPr>
-              <w:t>activity_id</w:t>
+              <w:t xml:space="preserve">category_id</w:t>
             </w:r>
           </w:p>
         </w:tc>
@@ -6970,7 +7560,7 @@
               <w:rPr>
                 <w:rFonts w:ascii="TH Sarabun New" w:hAnsi="TH Sarabun New" w:cs="TH Sarabun New"/>
               </w:rPr>
-              <w:t>กิจกรรม</w:t>
+              <w:t xml:space="preserve">หมวดหมู่</w:t>
             </w:r>
           </w:p>
         </w:tc>
@@ -10758,6 +11348,98 @@
           </w:p>
         </w:tc>
       </w:tr>
+      <w:tr>
+        <w:tc>
+          <w:tcPr>
+            <w:tcW w:type="dxa" w:w="1728"/>
+          </w:tcPr>
+          <w:p>
+            <w:pPr>
+              <w:rPr>
+                <w:rFonts w:ascii="TH Sarabun New" w:hAnsi="TH Sarabun New" w:cs="TH Sarabun New"/>
+              </w:rPr>
+            </w:pPr>
+            <w:r>
+              <w:rPr>
+                <w:rFonts w:ascii="TH Sarabun New" w:hAnsi="TH Sarabun New" w:cs="TH Sarabun New"/>
+              </w:rPr>
+              <w:t xml:space="preserve">status</w:t>
+            </w:r>
+          </w:p>
+        </w:tc>
+        <w:tc>
+          <w:tcPr>
+            <w:tcW w:type="dxa" w:w="1728"/>
+          </w:tcPr>
+          <w:p>
+            <w:pPr>
+              <w:rPr>
+                <w:rFonts w:ascii="TH Sarabun New" w:hAnsi="TH Sarabun New" w:cs="TH Sarabun New"/>
+              </w:rPr>
+            </w:pPr>
+            <w:r>
+              <w:rPr>
+                <w:rFonts w:ascii="TH Sarabun New" w:hAnsi="TH Sarabun New" w:cs="TH Sarabun New"/>
+              </w:rPr>
+              <w:t xml:space="preserve">ENUM</w:t>
+            </w:r>
+          </w:p>
+        </w:tc>
+        <w:tc>
+          <w:tcPr>
+            <w:tcW w:type="dxa" w:w="1728"/>
+          </w:tcPr>
+          <w:p>
+            <w:pPr>
+              <w:rPr>
+                <w:rFonts w:ascii="TH Sarabun New" w:hAnsi="TH Sarabun New" w:cs="TH Sarabun New"/>
+              </w:rPr>
+            </w:pPr>
+            <w:r>
+              <w:rPr>
+                <w:rFonts w:ascii="TH Sarabun New" w:hAnsi="TH Sarabun New" w:cs="TH Sarabun New"/>
+              </w:rPr>
+              <w:t xml:space="preserve">ACTIVE=เปิดใช้งาน, INACTIVE=ปิด ไม่แจกเพิ่ม</w:t>
+            </w:r>
+          </w:p>
+        </w:tc>
+        <w:tc>
+          <w:tcPr>
+            <w:tcW w:type="dxa" w:w="1728"/>
+          </w:tcPr>
+          <w:p>
+            <w:pPr>
+              <w:rPr>
+                <w:rFonts w:ascii="TH Sarabun New" w:hAnsi="TH Sarabun New" w:cs="TH Sarabun New"/>
+              </w:rPr>
+            </w:pPr>
+            <w:r>
+              <w:rPr>
+                <w:rFonts w:ascii="TH Sarabun New" w:hAnsi="TH Sarabun New" w:cs="TH Sarabun New"/>
+              </w:rPr>
+              <w:t xml:space="preserve">-</w:t>
+            </w:r>
+          </w:p>
+        </w:tc>
+        <w:tc>
+          <w:tcPr>
+            <w:tcW w:type="dxa" w:w="1728"/>
+          </w:tcPr>
+          <w:p>
+            <w:pPr>
+              <w:rPr>
+                <w:rFonts w:ascii="TH Sarabun New" w:hAnsi="TH Sarabun New" w:cs="TH Sarabun New"/>
+              </w:rPr>
+            </w:pPr>
+            <w:r>
+              <w:rPr>
+                <w:rFonts w:ascii="TH Sarabun New" w:hAnsi="TH Sarabun New" w:cs="TH Sarabun New"/>
+              </w:rPr>
+              <w:t xml:space="preserve">ACTIVE</w:t>
+            </w:r>
+          </w:p>
+        </w:tc>
+      </w:tr>
     </w:tbl>
     <w:p>
       <w:pPr>
@@ -11254,6 +11936,3162 @@
         </w:rPr>
       </w:pPr>
     </w:p>
+    <w:p>
+      <w:pPr>
+        <w:pStyle w:val="21"/>
+        <w:rPr>
+          <w:rFonts w:ascii="TH Sarabun New" w:hAnsi="TH Sarabun New" w:cs="TH Sarabun New"/>
+        </w:rPr>
+      </w:pPr>
+      <w:r>
+        <w:rPr>
+          <w:rFonts w:ascii="TH Sarabun New" w:hAnsi="TH Sarabun New" w:cs="TH Sarabun New"/>
+        </w:rPr>
+        <w:t xml:space="preserve">ตาราง health_assessment</w:t>
+      </w:r>
+    </w:p>
+    <w:tbl>
+      <w:tblPr>
+        <w:tblStyle w:val="aff2"/>
+        <w:tblW w:w="0" w:type="auto"/>
+        <w:tblLook w:val="04A0" w:firstRow="1" w:lastRow="0" w:firstColumn="1" w:lastColumn="0" w:noHBand="0" w:noVBand="1"/>
+      </w:tblPr>
+      <w:tblGrid>
+        <w:gridCol w:w="1728"/>
+        <w:gridCol w:w="1728"/>
+        <w:gridCol w:w="1728"/>
+        <w:gridCol w:w="1728"/>
+        <w:gridCol w:w="1728"/>
+      </w:tblGrid>
+      <w:tr>
+        <w:tc>
+          <w:tcPr>
+            <w:tcW w:w="1728" w:type="dxa"/>
+          </w:tcPr>
+          <w:p>
+            <w:pPr>
+              <w:rPr>
+                <w:rFonts w:ascii="TH Sarabun New" w:hAnsi="TH Sarabun New" w:cs="TH Sarabun New"/>
+              </w:rPr>
+            </w:pPr>
+            <w:r>
+              <w:rPr>
+                <w:rFonts w:ascii="TH Sarabun New" w:hAnsi="TH Sarabun New" w:cs="TH Sarabun New"/>
+              </w:rPr>
+              <w:t>ชื่อแอตทริบิวต์</w:t>
+            </w:r>
+          </w:p>
+        </w:tc>
+        <w:tc>
+          <w:tcPr>
+            <w:tcW w:w="1728" w:type="dxa"/>
+          </w:tcPr>
+          <w:p>
+            <w:pPr>
+              <w:rPr>
+                <w:rFonts w:ascii="TH Sarabun New" w:hAnsi="TH Sarabun New" w:cs="TH Sarabun New"/>
+              </w:rPr>
+            </w:pPr>
+            <w:r>
+              <w:rPr>
+                <w:rFonts w:ascii="TH Sarabun New" w:hAnsi="TH Sarabun New" w:cs="TH Sarabun New"/>
+              </w:rPr>
+              <w:t>ชนิดข้อมูล</w:t>
+            </w:r>
+          </w:p>
+        </w:tc>
+        <w:tc>
+          <w:tcPr>
+            <w:tcW w:w="1728" w:type="dxa"/>
+          </w:tcPr>
+          <w:p>
+            <w:pPr>
+              <w:rPr>
+                <w:rFonts w:ascii="TH Sarabun New" w:hAnsi="TH Sarabun New" w:cs="TH Sarabun New"/>
+              </w:rPr>
+            </w:pPr>
+            <w:r>
+              <w:rPr>
+                <w:rFonts w:ascii="TH Sarabun New" w:hAnsi="TH Sarabun New" w:cs="TH Sarabun New"/>
+              </w:rPr>
+              <w:t>คำอธิบาย</w:t>
+            </w:r>
+          </w:p>
+        </w:tc>
+        <w:tc>
+          <w:tcPr>
+            <w:tcW w:w="1728" w:type="dxa"/>
+          </w:tcPr>
+          <w:p>
+            <w:pPr>
+              <w:rPr>
+                <w:rFonts w:ascii="TH Sarabun New" w:hAnsi="TH Sarabun New" w:cs="TH Sarabun New"/>
+              </w:rPr>
+            </w:pPr>
+            <w:r>
+              <w:rPr>
+                <w:rFonts w:ascii="TH Sarabun New" w:hAnsi="TH Sarabun New" w:cs="TH Sarabun New"/>
+              </w:rPr>
+              <w:t>คีย์</w:t>
+            </w:r>
+          </w:p>
+        </w:tc>
+        <w:tc>
+          <w:tcPr>
+            <w:tcW w:w="1728" w:type="dxa"/>
+          </w:tcPr>
+          <w:p>
+            <w:pPr>
+              <w:rPr>
+                <w:rFonts w:ascii="TH Sarabun New" w:hAnsi="TH Sarabun New" w:cs="TH Sarabun New"/>
+              </w:rPr>
+            </w:pPr>
+            <w:r>
+              <w:rPr>
+                <w:rFonts w:ascii="TH Sarabun New" w:hAnsi="TH Sarabun New" w:cs="TH Sarabun New"/>
+              </w:rPr>
+              <w:t>ตัวอย่าง</w:t>
+            </w:r>
+          </w:p>
+        </w:tc>
+      </w:tr>
+      <w:tr>
+        <w:tc>
+          <w:tcPr>
+            <w:tcW w:type="dxa" w:w="1728"/>
+          </w:tcPr>
+          <w:p>
+            <w:pPr>
+              <w:rPr>
+                <w:rFonts w:ascii="TH Sarabun New" w:hAnsi="TH Sarabun New" w:cs="TH Sarabun New"/>
+              </w:rPr>
+            </w:pPr>
+            <w:r>
+              <w:rPr>
+                <w:rFonts w:ascii="TH Sarabun New" w:hAnsi="TH Sarabun New" w:cs="TH Sarabun New"/>
+              </w:rPr>
+              <w:t xml:space="preserve">assessment_id</w:t>
+            </w:r>
+          </w:p>
+        </w:tc>
+        <w:tc>
+          <w:tcPr>
+            <w:tcW w:type="dxa" w:w="1728"/>
+          </w:tcPr>
+          <w:p>
+            <w:pPr>
+              <w:rPr>
+                <w:rFonts w:ascii="TH Sarabun New" w:hAnsi="TH Sarabun New" w:cs="TH Sarabun New"/>
+              </w:rPr>
+            </w:pPr>
+            <w:r>
+              <w:rPr>
+                <w:rFonts w:ascii="TH Sarabun New" w:hAnsi="TH Sarabun New" w:cs="TH Sarabun New"/>
+              </w:rPr>
+              <w:t xml:space="preserve">INT</w:t>
+            </w:r>
+          </w:p>
+        </w:tc>
+        <w:tc>
+          <w:tcPr>
+            <w:tcW w:type="dxa" w:w="1728"/>
+          </w:tcPr>
+          <w:p>
+            <w:pPr>
+              <w:rPr>
+                <w:rFonts w:ascii="TH Sarabun New" w:hAnsi="TH Sarabun New" w:cs="TH Sarabun New"/>
+              </w:rPr>
+            </w:pPr>
+            <w:r>
+              <w:rPr>
+                <w:rFonts w:ascii="TH Sarabun New" w:hAnsi="TH Sarabun New" w:cs="TH Sarabun New"/>
+              </w:rPr>
+              <w:t xml:space="preserve">รหัสแบบประเมิน</w:t>
+            </w:r>
+          </w:p>
+        </w:tc>
+        <w:tc>
+          <w:tcPr>
+            <w:tcW w:type="dxa" w:w="1728"/>
+          </w:tcPr>
+          <w:p>
+            <w:pPr>
+              <w:rPr>
+                <w:rFonts w:ascii="TH Sarabun New" w:hAnsi="TH Sarabun New" w:cs="TH Sarabun New"/>
+              </w:rPr>
+            </w:pPr>
+            <w:r>
+              <w:rPr>
+                <w:rFonts w:ascii="TH Sarabun New" w:hAnsi="TH Sarabun New" w:cs="TH Sarabun New"/>
+              </w:rPr>
+              <w:t xml:space="preserve">PK</w:t>
+            </w:r>
+          </w:p>
+        </w:tc>
+        <w:tc>
+          <w:tcPr>
+            <w:tcW w:type="dxa" w:w="1728"/>
+          </w:tcPr>
+          <w:p>
+            <w:pPr>
+              <w:rPr>
+                <w:rFonts w:ascii="TH Sarabun New" w:hAnsi="TH Sarabun New" w:cs="TH Sarabun New"/>
+              </w:rPr>
+            </w:pPr>
+            <w:r>
+              <w:rPr>
+                <w:rFonts w:ascii="TH Sarabun New" w:hAnsi="TH Sarabun New" w:cs="TH Sarabun New"/>
+              </w:rPr>
+              <w:t xml:space="preserve">1</w:t>
+            </w:r>
+          </w:p>
+        </w:tc>
+      </w:tr>
+      <w:tr>
+        <w:tc>
+          <w:tcPr>
+            <w:tcW w:type="dxa" w:w="1728"/>
+          </w:tcPr>
+          <w:p>
+            <w:pPr>
+              <w:rPr>
+                <w:rFonts w:ascii="TH Sarabun New" w:hAnsi="TH Sarabun New" w:cs="TH Sarabun New"/>
+              </w:rPr>
+            </w:pPr>
+            <w:r>
+              <w:rPr>
+                <w:rFonts w:ascii="TH Sarabun New" w:hAnsi="TH Sarabun New" w:cs="TH Sarabun New"/>
+              </w:rPr>
+              <w:t xml:space="preserve">employee_id</w:t>
+            </w:r>
+          </w:p>
+        </w:tc>
+        <w:tc>
+          <w:tcPr>
+            <w:tcW w:type="dxa" w:w="1728"/>
+          </w:tcPr>
+          <w:p>
+            <w:pPr>
+              <w:rPr>
+                <w:rFonts w:ascii="TH Sarabun New" w:hAnsi="TH Sarabun New" w:cs="TH Sarabun New"/>
+              </w:rPr>
+            </w:pPr>
+            <w:r>
+              <w:rPr>
+                <w:rFonts w:ascii="TH Sarabun New" w:hAnsi="TH Sarabun New" w:cs="TH Sarabun New"/>
+              </w:rPr>
+              <w:t xml:space="preserve">VARCHAR(20)</w:t>
+            </w:r>
+          </w:p>
+        </w:tc>
+        <w:tc>
+          <w:tcPr>
+            <w:tcW w:type="dxa" w:w="1728"/>
+          </w:tcPr>
+          <w:p>
+            <w:pPr>
+              <w:rPr>
+                <w:rFonts w:ascii="TH Sarabun New" w:hAnsi="TH Sarabun New" w:cs="TH Sarabun New"/>
+              </w:rPr>
+            </w:pPr>
+            <w:r>
+              <w:rPr>
+                <w:rFonts w:ascii="TH Sarabun New" w:hAnsi="TH Sarabun New" w:cs="TH Sarabun New"/>
+              </w:rPr>
+              <w:t xml:space="preserve">พนักงานเจ้าของแบบประเมินนี้ (1 คน = 1 แถว)</w:t>
+            </w:r>
+          </w:p>
+        </w:tc>
+        <w:tc>
+          <w:tcPr>
+            <w:tcW w:type="dxa" w:w="1728"/>
+          </w:tcPr>
+          <w:p>
+            <w:pPr>
+              <w:rPr>
+                <w:rFonts w:ascii="TH Sarabun New" w:hAnsi="TH Sarabun New" w:cs="TH Sarabun New"/>
+              </w:rPr>
+            </w:pPr>
+            <w:r>
+              <w:rPr>
+                <w:rFonts w:ascii="TH Sarabun New" w:hAnsi="TH Sarabun New" w:cs="TH Sarabun New"/>
+              </w:rPr>
+              <w:t xml:space="preserve">FK, UNIQUE</w:t>
+            </w:r>
+          </w:p>
+        </w:tc>
+        <w:tc>
+          <w:tcPr>
+            <w:tcW w:type="dxa" w:w="1728"/>
+          </w:tcPr>
+          <w:p>
+            <w:pPr>
+              <w:rPr>
+                <w:rFonts w:ascii="TH Sarabun New" w:hAnsi="TH Sarabun New" w:cs="TH Sarabun New"/>
+              </w:rPr>
+            </w:pPr>
+            <w:r>
+              <w:rPr>
+                <w:rFonts w:ascii="TH Sarabun New" w:hAnsi="TH Sarabun New" w:cs="TH Sarabun New"/>
+              </w:rPr>
+              <w:t xml:space="preserve">EMP001</w:t>
+            </w:r>
+          </w:p>
+        </w:tc>
+      </w:tr>
+      <w:tr>
+        <w:tc>
+          <w:tcPr>
+            <w:tcW w:type="dxa" w:w="1728"/>
+          </w:tcPr>
+          <w:p>
+            <w:pPr>
+              <w:rPr>
+                <w:rFonts w:ascii="TH Sarabun New" w:hAnsi="TH Sarabun New" w:cs="TH Sarabun New"/>
+              </w:rPr>
+            </w:pPr>
+            <w:r>
+              <w:rPr>
+                <w:rFonts w:ascii="TH Sarabun New" w:hAnsi="TH Sarabun New" w:cs="TH Sarabun New"/>
+              </w:rPr>
+              <w:t xml:space="preserve">consent_accepted_at</w:t>
+            </w:r>
+          </w:p>
+        </w:tc>
+        <w:tc>
+          <w:tcPr>
+            <w:tcW w:type="dxa" w:w="1728"/>
+          </w:tcPr>
+          <w:p>
+            <w:pPr>
+              <w:rPr>
+                <w:rFonts w:ascii="TH Sarabun New" w:hAnsi="TH Sarabun New" w:cs="TH Sarabun New"/>
+              </w:rPr>
+            </w:pPr>
+            <w:r>
+              <w:rPr>
+                <w:rFonts w:ascii="TH Sarabun New" w:hAnsi="TH Sarabun New" w:cs="TH Sarabun New"/>
+              </w:rPr>
+              <w:t xml:space="preserve">DATETIME</w:t>
+            </w:r>
+          </w:p>
+        </w:tc>
+        <w:tc>
+          <w:tcPr>
+            <w:tcW w:type="dxa" w:w="1728"/>
+          </w:tcPr>
+          <w:p>
+            <w:pPr>
+              <w:rPr>
+                <w:rFonts w:ascii="TH Sarabun New" w:hAnsi="TH Sarabun New" w:cs="TH Sarabun New"/>
+              </w:rPr>
+            </w:pPr>
+            <w:r>
+              <w:rPr>
+                <w:rFonts w:ascii="TH Sarabun New" w:hAnsi="TH Sarabun New" w:cs="TH Sarabun New"/>
+              </w:rPr>
+              <w:t xml:space="preserve">เวลาที่ยินยอมให้เก็บข้อมูลสุขภาพตาม PDPA</w:t>
+            </w:r>
+          </w:p>
+        </w:tc>
+        <w:tc>
+          <w:tcPr>
+            <w:tcW w:type="dxa" w:w="1728"/>
+          </w:tcPr>
+          <w:p>
+            <w:pPr>
+              <w:rPr>
+                <w:rFonts w:ascii="TH Sarabun New" w:hAnsi="TH Sarabun New" w:cs="TH Sarabun New"/>
+              </w:rPr>
+            </w:pPr>
+            <w:r>
+              <w:rPr>
+                <w:rFonts w:ascii="TH Sarabun New" w:hAnsi="TH Sarabun New" w:cs="TH Sarabun New"/>
+              </w:rPr>
+              <w:t xml:space="preserve">-</w:t>
+            </w:r>
+          </w:p>
+        </w:tc>
+        <w:tc>
+          <w:tcPr>
+            <w:tcW w:type="dxa" w:w="1728"/>
+          </w:tcPr>
+          <w:p>
+            <w:pPr>
+              <w:rPr>
+                <w:rFonts w:ascii="TH Sarabun New" w:hAnsi="TH Sarabun New" w:cs="TH Sarabun New"/>
+              </w:rPr>
+            </w:pPr>
+            <w:r>
+              <w:rPr>
+                <w:rFonts w:ascii="TH Sarabun New" w:hAnsi="TH Sarabun New" w:cs="TH Sarabun New"/>
+              </w:rPr>
+              <w:t xml:space="preserve">2026-07-31 09:00</w:t>
+            </w:r>
+          </w:p>
+        </w:tc>
+      </w:tr>
+      <w:tr>
+        <w:tc>
+          <w:tcPr>
+            <w:tcW w:type="dxa" w:w="1728"/>
+          </w:tcPr>
+          <w:p>
+            <w:pPr>
+              <w:rPr>
+                <w:rFonts w:ascii="TH Sarabun New" w:hAnsi="TH Sarabun New" w:cs="TH Sarabun New"/>
+              </w:rPr>
+            </w:pPr>
+            <w:r>
+              <w:rPr>
+                <w:rFonts w:ascii="TH Sarabun New" w:hAnsi="TH Sarabun New" w:cs="TH Sarabun New"/>
+              </w:rPr>
+              <w:t xml:space="preserve">weight_kg</w:t>
+            </w:r>
+          </w:p>
+        </w:tc>
+        <w:tc>
+          <w:tcPr>
+            <w:tcW w:type="dxa" w:w="1728"/>
+          </w:tcPr>
+          <w:p>
+            <w:pPr>
+              <w:rPr>
+                <w:rFonts w:ascii="TH Sarabun New" w:hAnsi="TH Sarabun New" w:cs="TH Sarabun New"/>
+              </w:rPr>
+            </w:pPr>
+            <w:r>
+              <w:rPr>
+                <w:rFonts w:ascii="TH Sarabun New" w:hAnsi="TH Sarabun New" w:cs="TH Sarabun New"/>
+              </w:rPr>
+              <w:t xml:space="preserve">DECIMAL(4,1)</w:t>
+            </w:r>
+          </w:p>
+        </w:tc>
+        <w:tc>
+          <w:tcPr>
+            <w:tcW w:type="dxa" w:w="1728"/>
+          </w:tcPr>
+          <w:p>
+            <w:pPr>
+              <w:rPr>
+                <w:rFonts w:ascii="TH Sarabun New" w:hAnsi="TH Sarabun New" w:cs="TH Sarabun New"/>
+              </w:rPr>
+            </w:pPr>
+            <w:r>
+              <w:rPr>
+                <w:rFonts w:ascii="TH Sarabun New" w:hAnsi="TH Sarabun New" w:cs="TH Sarabun New"/>
+              </w:rPr>
+              <w:t xml:space="preserve">น้ำหนักตัวปัจจุบัน (กก.)</w:t>
+            </w:r>
+          </w:p>
+        </w:tc>
+        <w:tc>
+          <w:tcPr>
+            <w:tcW w:type="dxa" w:w="1728"/>
+          </w:tcPr>
+          <w:p>
+            <w:pPr>
+              <w:rPr>
+                <w:rFonts w:ascii="TH Sarabun New" w:hAnsi="TH Sarabun New" w:cs="TH Sarabun New"/>
+              </w:rPr>
+            </w:pPr>
+            <w:r>
+              <w:rPr>
+                <w:rFonts w:ascii="TH Sarabun New" w:hAnsi="TH Sarabun New" w:cs="TH Sarabun New"/>
+              </w:rPr>
+              <w:t xml:space="preserve">-</w:t>
+            </w:r>
+          </w:p>
+        </w:tc>
+        <w:tc>
+          <w:tcPr>
+            <w:tcW w:type="dxa" w:w="1728"/>
+          </w:tcPr>
+          <w:p>
+            <w:pPr>
+              <w:rPr>
+                <w:rFonts w:ascii="TH Sarabun New" w:hAnsi="TH Sarabun New" w:cs="TH Sarabun New"/>
+              </w:rPr>
+            </w:pPr>
+            <w:r>
+              <w:rPr>
+                <w:rFonts w:ascii="TH Sarabun New" w:hAnsi="TH Sarabun New" w:cs="TH Sarabun New"/>
+              </w:rPr>
+              <w:t xml:space="preserve">62.5</w:t>
+            </w:r>
+          </w:p>
+        </w:tc>
+      </w:tr>
+      <w:tr>
+        <w:tc>
+          <w:tcPr>
+            <w:tcW w:type="dxa" w:w="1728"/>
+          </w:tcPr>
+          <w:p>
+            <w:pPr>
+              <w:rPr>
+                <w:rFonts w:ascii="TH Sarabun New" w:hAnsi="TH Sarabun New" w:cs="TH Sarabun New"/>
+              </w:rPr>
+            </w:pPr>
+            <w:r>
+              <w:rPr>
+                <w:rFonts w:ascii="TH Sarabun New" w:hAnsi="TH Sarabun New" w:cs="TH Sarabun New"/>
+              </w:rPr>
+              <w:t xml:space="preserve">height_cm</w:t>
+            </w:r>
+          </w:p>
+        </w:tc>
+        <w:tc>
+          <w:tcPr>
+            <w:tcW w:type="dxa" w:w="1728"/>
+          </w:tcPr>
+          <w:p>
+            <w:pPr>
+              <w:rPr>
+                <w:rFonts w:ascii="TH Sarabun New" w:hAnsi="TH Sarabun New" w:cs="TH Sarabun New"/>
+              </w:rPr>
+            </w:pPr>
+            <w:r>
+              <w:rPr>
+                <w:rFonts w:ascii="TH Sarabun New" w:hAnsi="TH Sarabun New" w:cs="TH Sarabun New"/>
+              </w:rPr>
+              <w:t xml:space="preserve">DECIMAL(5,1)</w:t>
+            </w:r>
+          </w:p>
+        </w:tc>
+        <w:tc>
+          <w:tcPr>
+            <w:tcW w:type="dxa" w:w="1728"/>
+          </w:tcPr>
+          <w:p>
+            <w:pPr>
+              <w:rPr>
+                <w:rFonts w:ascii="TH Sarabun New" w:hAnsi="TH Sarabun New" w:cs="TH Sarabun New"/>
+              </w:rPr>
+            </w:pPr>
+            <w:r>
+              <w:rPr>
+                <w:rFonts w:ascii="TH Sarabun New" w:hAnsi="TH Sarabun New" w:cs="TH Sarabun New"/>
+              </w:rPr>
+              <w:t xml:space="preserve">ส่วนสูง (ซม.)</w:t>
+            </w:r>
+          </w:p>
+        </w:tc>
+        <w:tc>
+          <w:tcPr>
+            <w:tcW w:type="dxa" w:w="1728"/>
+          </w:tcPr>
+          <w:p>
+            <w:pPr>
+              <w:rPr>
+                <w:rFonts w:ascii="TH Sarabun New" w:hAnsi="TH Sarabun New" w:cs="TH Sarabun New"/>
+              </w:rPr>
+            </w:pPr>
+            <w:r>
+              <w:rPr>
+                <w:rFonts w:ascii="TH Sarabun New" w:hAnsi="TH Sarabun New" w:cs="TH Sarabun New"/>
+              </w:rPr>
+              <w:t xml:space="preserve">-</w:t>
+            </w:r>
+          </w:p>
+        </w:tc>
+        <w:tc>
+          <w:tcPr>
+            <w:tcW w:type="dxa" w:w="1728"/>
+          </w:tcPr>
+          <w:p>
+            <w:pPr>
+              <w:rPr>
+                <w:rFonts w:ascii="TH Sarabun New" w:hAnsi="TH Sarabun New" w:cs="TH Sarabun New"/>
+              </w:rPr>
+            </w:pPr>
+            <w:r>
+              <w:rPr>
+                <w:rFonts w:ascii="TH Sarabun New" w:hAnsi="TH Sarabun New" w:cs="TH Sarabun New"/>
+              </w:rPr>
+              <w:t xml:space="preserve">165.0</w:t>
+            </w:r>
+          </w:p>
+        </w:tc>
+      </w:tr>
+      <w:tr>
+        <w:tc>
+          <w:tcPr>
+            <w:tcW w:type="dxa" w:w="1728"/>
+          </w:tcPr>
+          <w:p>
+            <w:pPr>
+              <w:rPr>
+                <w:rFonts w:ascii="TH Sarabun New" w:hAnsi="TH Sarabun New" w:cs="TH Sarabun New"/>
+              </w:rPr>
+            </w:pPr>
+            <w:r>
+              <w:rPr>
+                <w:rFonts w:ascii="TH Sarabun New" w:hAnsi="TH Sarabun New" w:cs="TH Sarabun New"/>
+              </w:rPr>
+              <w:t xml:space="preserve">bmi</w:t>
+            </w:r>
+          </w:p>
+        </w:tc>
+        <w:tc>
+          <w:tcPr>
+            <w:tcW w:type="dxa" w:w="1728"/>
+          </w:tcPr>
+          <w:p>
+            <w:pPr>
+              <w:rPr>
+                <w:rFonts w:ascii="TH Sarabun New" w:hAnsi="TH Sarabun New" w:cs="TH Sarabun New"/>
+              </w:rPr>
+            </w:pPr>
+            <w:r>
+              <w:rPr>
+                <w:rFonts w:ascii="TH Sarabun New" w:hAnsi="TH Sarabun New" w:cs="TH Sarabun New"/>
+              </w:rPr>
+              <w:t xml:space="preserve">DECIMAL(4,1)</w:t>
+            </w:r>
+          </w:p>
+        </w:tc>
+        <w:tc>
+          <w:tcPr>
+            <w:tcW w:type="dxa" w:w="1728"/>
+          </w:tcPr>
+          <w:p>
+            <w:pPr>
+              <w:rPr>
+                <w:rFonts w:ascii="TH Sarabun New" w:hAnsi="TH Sarabun New" w:cs="TH Sarabun New"/>
+              </w:rPr>
+            </w:pPr>
+            <w:r>
+              <w:rPr>
+                <w:rFonts w:ascii="TH Sarabun New" w:hAnsi="TH Sarabun New" w:cs="TH Sarabun New"/>
+              </w:rPr>
+              <w:t xml:space="preserve">คำนวณอัตโนมัติจาก weight_kg/height_cm² (generated column)</w:t>
+            </w:r>
+          </w:p>
+        </w:tc>
+        <w:tc>
+          <w:tcPr>
+            <w:tcW w:type="dxa" w:w="1728"/>
+          </w:tcPr>
+          <w:p>
+            <w:pPr>
+              <w:rPr>
+                <w:rFonts w:ascii="TH Sarabun New" w:hAnsi="TH Sarabun New" w:cs="TH Sarabun New"/>
+              </w:rPr>
+            </w:pPr>
+            <w:r>
+              <w:rPr>
+                <w:rFonts w:ascii="TH Sarabun New" w:hAnsi="TH Sarabun New" w:cs="TH Sarabun New"/>
+              </w:rPr>
+              <w:t xml:space="preserve">-</w:t>
+            </w:r>
+          </w:p>
+        </w:tc>
+        <w:tc>
+          <w:tcPr>
+            <w:tcW w:type="dxa" w:w="1728"/>
+          </w:tcPr>
+          <w:p>
+            <w:pPr>
+              <w:rPr>
+                <w:rFonts w:ascii="TH Sarabun New" w:hAnsi="TH Sarabun New" w:cs="TH Sarabun New"/>
+              </w:rPr>
+            </w:pPr>
+            <w:r>
+              <w:rPr>
+                <w:rFonts w:ascii="TH Sarabun New" w:hAnsi="TH Sarabun New" w:cs="TH Sarabun New"/>
+              </w:rPr>
+              <w:t xml:space="preserve">23.0</w:t>
+            </w:r>
+          </w:p>
+        </w:tc>
+      </w:tr>
+      <w:tr>
+        <w:tc>
+          <w:tcPr>
+            <w:tcW w:type="dxa" w:w="1728"/>
+          </w:tcPr>
+          <w:p>
+            <w:pPr>
+              <w:rPr>
+                <w:rFonts w:ascii="TH Sarabun New" w:hAnsi="TH Sarabun New" w:cs="TH Sarabun New"/>
+              </w:rPr>
+            </w:pPr>
+            <w:r>
+              <w:rPr>
+                <w:rFonts w:ascii="TH Sarabun New" w:hAnsi="TH Sarabun New" w:cs="TH Sarabun New"/>
+              </w:rPr>
+              <w:t xml:space="preserve">waist_cm</w:t>
+            </w:r>
+          </w:p>
+        </w:tc>
+        <w:tc>
+          <w:tcPr>
+            <w:tcW w:type="dxa" w:w="1728"/>
+          </w:tcPr>
+          <w:p>
+            <w:pPr>
+              <w:rPr>
+                <w:rFonts w:ascii="TH Sarabun New" w:hAnsi="TH Sarabun New" w:cs="TH Sarabun New"/>
+              </w:rPr>
+            </w:pPr>
+            <w:r>
+              <w:rPr>
+                <w:rFonts w:ascii="TH Sarabun New" w:hAnsi="TH Sarabun New" w:cs="TH Sarabun New"/>
+              </w:rPr>
+              <w:t xml:space="preserve">DECIMAL(4,1)</w:t>
+            </w:r>
+          </w:p>
+        </w:tc>
+        <w:tc>
+          <w:tcPr>
+            <w:tcW w:type="dxa" w:w="1728"/>
+          </w:tcPr>
+          <w:p>
+            <w:pPr>
+              <w:rPr>
+                <w:rFonts w:ascii="TH Sarabun New" w:hAnsi="TH Sarabun New" w:cs="TH Sarabun New"/>
+              </w:rPr>
+            </w:pPr>
+            <w:r>
+              <w:rPr>
+                <w:rFonts w:ascii="TH Sarabun New" w:hAnsi="TH Sarabun New" w:cs="TH Sarabun New"/>
+              </w:rPr>
+              <w:t xml:space="preserve">รอบเอว (ซม.)</w:t>
+            </w:r>
+          </w:p>
+        </w:tc>
+        <w:tc>
+          <w:tcPr>
+            <w:tcW w:type="dxa" w:w="1728"/>
+          </w:tcPr>
+          <w:p>
+            <w:pPr>
+              <w:rPr>
+                <w:rFonts w:ascii="TH Sarabun New" w:hAnsi="TH Sarabun New" w:cs="TH Sarabun New"/>
+              </w:rPr>
+            </w:pPr>
+            <w:r>
+              <w:rPr>
+                <w:rFonts w:ascii="TH Sarabun New" w:hAnsi="TH Sarabun New" w:cs="TH Sarabun New"/>
+              </w:rPr>
+              <w:t xml:space="preserve">-</w:t>
+            </w:r>
+          </w:p>
+        </w:tc>
+        <w:tc>
+          <w:tcPr>
+            <w:tcW w:type="dxa" w:w="1728"/>
+          </w:tcPr>
+          <w:p>
+            <w:pPr>
+              <w:rPr>
+                <w:rFonts w:ascii="TH Sarabun New" w:hAnsi="TH Sarabun New" w:cs="TH Sarabun New"/>
+              </w:rPr>
+            </w:pPr>
+            <w:r>
+              <w:rPr>
+                <w:rFonts w:ascii="TH Sarabun New" w:hAnsi="TH Sarabun New" w:cs="TH Sarabun New"/>
+              </w:rPr>
+              <w:t xml:space="preserve">80.0</w:t>
+            </w:r>
+          </w:p>
+        </w:tc>
+      </w:tr>
+      <w:tr>
+        <w:tc>
+          <w:tcPr>
+            <w:tcW w:type="dxa" w:w="1728"/>
+          </w:tcPr>
+          <w:p>
+            <w:pPr>
+              <w:rPr>
+                <w:rFonts w:ascii="TH Sarabun New" w:hAnsi="TH Sarabun New" w:cs="TH Sarabun New"/>
+              </w:rPr>
+            </w:pPr>
+            <w:r>
+              <w:rPr>
+                <w:rFonts w:ascii="TH Sarabun New" w:hAnsi="TH Sarabun New" w:cs="TH Sarabun New"/>
+              </w:rPr>
+              <w:t xml:space="preserve">bp_systolic</w:t>
+            </w:r>
+          </w:p>
+        </w:tc>
+        <w:tc>
+          <w:tcPr>
+            <w:tcW w:type="dxa" w:w="1728"/>
+          </w:tcPr>
+          <w:p>
+            <w:pPr>
+              <w:rPr>
+                <w:rFonts w:ascii="TH Sarabun New" w:hAnsi="TH Sarabun New" w:cs="TH Sarabun New"/>
+              </w:rPr>
+            </w:pPr>
+            <w:r>
+              <w:rPr>
+                <w:rFonts w:ascii="TH Sarabun New" w:hAnsi="TH Sarabun New" w:cs="TH Sarabun New"/>
+              </w:rPr>
+              <w:t xml:space="preserve">INT</w:t>
+            </w:r>
+          </w:p>
+        </w:tc>
+        <w:tc>
+          <w:tcPr>
+            <w:tcW w:type="dxa" w:w="1728"/>
+          </w:tcPr>
+          <w:p>
+            <w:pPr>
+              <w:rPr>
+                <w:rFonts w:ascii="TH Sarabun New" w:hAnsi="TH Sarabun New" w:cs="TH Sarabun New"/>
+              </w:rPr>
+            </w:pPr>
+            <w:r>
+              <w:rPr>
+                <w:rFonts w:ascii="TH Sarabun New" w:hAnsi="TH Sarabun New" w:cs="TH Sarabun New"/>
+              </w:rPr>
+              <w:t xml:space="preserve">ความดันโลหิตล่าสุดที่ทราบ ค่าบน</w:t>
+            </w:r>
+          </w:p>
+        </w:tc>
+        <w:tc>
+          <w:tcPr>
+            <w:tcW w:type="dxa" w:w="1728"/>
+          </w:tcPr>
+          <w:p>
+            <w:pPr>
+              <w:rPr>
+                <w:rFonts w:ascii="TH Sarabun New" w:hAnsi="TH Sarabun New" w:cs="TH Sarabun New"/>
+              </w:rPr>
+            </w:pPr>
+            <w:r>
+              <w:rPr>
+                <w:rFonts w:ascii="TH Sarabun New" w:hAnsi="TH Sarabun New" w:cs="TH Sarabun New"/>
+              </w:rPr>
+              <w:t xml:space="preserve">-</w:t>
+            </w:r>
+          </w:p>
+        </w:tc>
+        <w:tc>
+          <w:tcPr>
+            <w:tcW w:type="dxa" w:w="1728"/>
+          </w:tcPr>
+          <w:p>
+            <w:pPr>
+              <w:rPr>
+                <w:rFonts w:ascii="TH Sarabun New" w:hAnsi="TH Sarabun New" w:cs="TH Sarabun New"/>
+              </w:rPr>
+            </w:pPr>
+            <w:r>
+              <w:rPr>
+                <w:rFonts w:ascii="TH Sarabun New" w:hAnsi="TH Sarabun New" w:cs="TH Sarabun New"/>
+              </w:rPr>
+              <w:t xml:space="preserve">120</w:t>
+            </w:r>
+          </w:p>
+        </w:tc>
+      </w:tr>
+      <w:tr>
+        <w:tc>
+          <w:tcPr>
+            <w:tcW w:type="dxa" w:w="1728"/>
+          </w:tcPr>
+          <w:p>
+            <w:pPr>
+              <w:rPr>
+                <w:rFonts w:ascii="TH Sarabun New" w:hAnsi="TH Sarabun New" w:cs="TH Sarabun New"/>
+              </w:rPr>
+            </w:pPr>
+            <w:r>
+              <w:rPr>
+                <w:rFonts w:ascii="TH Sarabun New" w:hAnsi="TH Sarabun New" w:cs="TH Sarabun New"/>
+              </w:rPr>
+              <w:t xml:space="preserve">bp_diastolic</w:t>
+            </w:r>
+          </w:p>
+        </w:tc>
+        <w:tc>
+          <w:tcPr>
+            <w:tcW w:type="dxa" w:w="1728"/>
+          </w:tcPr>
+          <w:p>
+            <w:pPr>
+              <w:rPr>
+                <w:rFonts w:ascii="TH Sarabun New" w:hAnsi="TH Sarabun New" w:cs="TH Sarabun New"/>
+              </w:rPr>
+            </w:pPr>
+            <w:r>
+              <w:rPr>
+                <w:rFonts w:ascii="TH Sarabun New" w:hAnsi="TH Sarabun New" w:cs="TH Sarabun New"/>
+              </w:rPr>
+              <w:t xml:space="preserve">INT</w:t>
+            </w:r>
+          </w:p>
+        </w:tc>
+        <w:tc>
+          <w:tcPr>
+            <w:tcW w:type="dxa" w:w="1728"/>
+          </w:tcPr>
+          <w:p>
+            <w:pPr>
+              <w:rPr>
+                <w:rFonts w:ascii="TH Sarabun New" w:hAnsi="TH Sarabun New" w:cs="TH Sarabun New"/>
+              </w:rPr>
+            </w:pPr>
+            <w:r>
+              <w:rPr>
+                <w:rFonts w:ascii="TH Sarabun New" w:hAnsi="TH Sarabun New" w:cs="TH Sarabun New"/>
+              </w:rPr>
+              <w:t xml:space="preserve">ความดันโลหิตล่าสุดที่ทราบ ค่าล่าง</w:t>
+            </w:r>
+          </w:p>
+        </w:tc>
+        <w:tc>
+          <w:tcPr>
+            <w:tcW w:type="dxa" w:w="1728"/>
+          </w:tcPr>
+          <w:p>
+            <w:pPr>
+              <w:rPr>
+                <w:rFonts w:ascii="TH Sarabun New" w:hAnsi="TH Sarabun New" w:cs="TH Sarabun New"/>
+              </w:rPr>
+            </w:pPr>
+            <w:r>
+              <w:rPr>
+                <w:rFonts w:ascii="TH Sarabun New" w:hAnsi="TH Sarabun New" w:cs="TH Sarabun New"/>
+              </w:rPr>
+              <w:t xml:space="preserve">-</w:t>
+            </w:r>
+          </w:p>
+        </w:tc>
+        <w:tc>
+          <w:tcPr>
+            <w:tcW w:type="dxa" w:w="1728"/>
+          </w:tcPr>
+          <w:p>
+            <w:pPr>
+              <w:rPr>
+                <w:rFonts w:ascii="TH Sarabun New" w:hAnsi="TH Sarabun New" w:cs="TH Sarabun New"/>
+              </w:rPr>
+            </w:pPr>
+            <w:r>
+              <w:rPr>
+                <w:rFonts w:ascii="TH Sarabun New" w:hAnsi="TH Sarabun New" w:cs="TH Sarabun New"/>
+              </w:rPr>
+              <w:t xml:space="preserve">80</w:t>
+            </w:r>
+          </w:p>
+        </w:tc>
+      </w:tr>
+      <w:tr>
+        <w:tc>
+          <w:tcPr>
+            <w:tcW w:type="dxa" w:w="1728"/>
+          </w:tcPr>
+          <w:p>
+            <w:pPr>
+              <w:rPr>
+                <w:rFonts w:ascii="TH Sarabun New" w:hAnsi="TH Sarabun New" w:cs="TH Sarabun New"/>
+              </w:rPr>
+            </w:pPr>
+            <w:r>
+              <w:rPr>
+                <w:rFonts w:ascii="TH Sarabun New" w:hAnsi="TH Sarabun New" w:cs="TH Sarabun New"/>
+              </w:rPr>
+              <w:t xml:space="preserve">assessment_date</w:t>
+            </w:r>
+          </w:p>
+        </w:tc>
+        <w:tc>
+          <w:tcPr>
+            <w:tcW w:type="dxa" w:w="1728"/>
+          </w:tcPr>
+          <w:p>
+            <w:pPr>
+              <w:rPr>
+                <w:rFonts w:ascii="TH Sarabun New" w:hAnsi="TH Sarabun New" w:cs="TH Sarabun New"/>
+              </w:rPr>
+            </w:pPr>
+            <w:r>
+              <w:rPr>
+                <w:rFonts w:ascii="TH Sarabun New" w:hAnsi="TH Sarabun New" w:cs="TH Sarabun New"/>
+              </w:rPr>
+              <w:t xml:space="preserve">DATE</w:t>
+            </w:r>
+          </w:p>
+        </w:tc>
+        <w:tc>
+          <w:tcPr>
+            <w:tcW w:type="dxa" w:w="1728"/>
+          </w:tcPr>
+          <w:p>
+            <w:pPr>
+              <w:rPr>
+                <w:rFonts w:ascii="TH Sarabun New" w:hAnsi="TH Sarabun New" w:cs="TH Sarabun New"/>
+              </w:rPr>
+            </w:pPr>
+            <w:r>
+              <w:rPr>
+                <w:rFonts w:ascii="TH Sarabun New" w:hAnsi="TH Sarabun New" w:cs="TH Sarabun New"/>
+              </w:rPr>
+              <w:t xml:space="preserve">วันที่บันทึกข้อมูล baseline</w:t>
+            </w:r>
+          </w:p>
+        </w:tc>
+        <w:tc>
+          <w:tcPr>
+            <w:tcW w:type="dxa" w:w="1728"/>
+          </w:tcPr>
+          <w:p>
+            <w:pPr>
+              <w:rPr>
+                <w:rFonts w:ascii="TH Sarabun New" w:hAnsi="TH Sarabun New" w:cs="TH Sarabun New"/>
+              </w:rPr>
+            </w:pPr>
+            <w:r>
+              <w:rPr>
+                <w:rFonts w:ascii="TH Sarabun New" w:hAnsi="TH Sarabun New" w:cs="TH Sarabun New"/>
+              </w:rPr>
+              <w:t xml:space="preserve">-</w:t>
+            </w:r>
+          </w:p>
+        </w:tc>
+        <w:tc>
+          <w:tcPr>
+            <w:tcW w:type="dxa" w:w="1728"/>
+          </w:tcPr>
+          <w:p>
+            <w:pPr>
+              <w:rPr>
+                <w:rFonts w:ascii="TH Sarabun New" w:hAnsi="TH Sarabun New" w:cs="TH Sarabun New"/>
+              </w:rPr>
+            </w:pPr>
+            <w:r>
+              <w:rPr>
+                <w:rFonts w:ascii="TH Sarabun New" w:hAnsi="TH Sarabun New" w:cs="TH Sarabun New"/>
+              </w:rPr>
+              <w:t xml:space="preserve">2026-07-31</w:t>
+            </w:r>
+          </w:p>
+        </w:tc>
+      </w:tr>
+      <w:tr>
+        <w:tc>
+          <w:tcPr>
+            <w:tcW w:type="dxa" w:w="1728"/>
+          </w:tcPr>
+          <w:p>
+            <w:pPr>
+              <w:rPr>
+                <w:rFonts w:ascii="TH Sarabun New" w:hAnsi="TH Sarabun New" w:cs="TH Sarabun New"/>
+              </w:rPr>
+            </w:pPr>
+            <w:r>
+              <w:rPr>
+                <w:rFonts w:ascii="TH Sarabun New" w:hAnsi="TH Sarabun New" w:cs="TH Sarabun New"/>
+              </w:rPr>
+              <w:t xml:space="preserve">chronic_disease</w:t>
+            </w:r>
+          </w:p>
+        </w:tc>
+        <w:tc>
+          <w:tcPr>
+            <w:tcW w:type="dxa" w:w="1728"/>
+          </w:tcPr>
+          <w:p>
+            <w:pPr>
+              <w:rPr>
+                <w:rFonts w:ascii="TH Sarabun New" w:hAnsi="TH Sarabun New" w:cs="TH Sarabun New"/>
+              </w:rPr>
+            </w:pPr>
+            <w:r>
+              <w:rPr>
+                <w:rFonts w:ascii="TH Sarabun New" w:hAnsi="TH Sarabun New" w:cs="TH Sarabun New"/>
+              </w:rPr>
+              <w:t xml:space="preserve">JSON</w:t>
+            </w:r>
+          </w:p>
+        </w:tc>
+        <w:tc>
+          <w:tcPr>
+            <w:tcW w:type="dxa" w:w="1728"/>
+          </w:tcPr>
+          <w:p>
+            <w:pPr>
+              <w:rPr>
+                <w:rFonts w:ascii="TH Sarabun New" w:hAnsi="TH Sarabun New" w:cs="TH Sarabun New"/>
+              </w:rPr>
+            </w:pPr>
+            <w:r>
+              <w:rPr>
+                <w:rFonts w:ascii="TH Sarabun New" w:hAnsi="TH Sarabun New" w:cs="TH Sarabun New"/>
+              </w:rPr>
+              <w:t xml:space="preserve">โรคประจำตัว เลือกได้มากกว่า 1 ข้อ</w:t>
+            </w:r>
+          </w:p>
+        </w:tc>
+        <w:tc>
+          <w:tcPr>
+            <w:tcW w:type="dxa" w:w="1728"/>
+          </w:tcPr>
+          <w:p>
+            <w:pPr>
+              <w:rPr>
+                <w:rFonts w:ascii="TH Sarabun New" w:hAnsi="TH Sarabun New" w:cs="TH Sarabun New"/>
+              </w:rPr>
+            </w:pPr>
+            <w:r>
+              <w:rPr>
+                <w:rFonts w:ascii="TH Sarabun New" w:hAnsi="TH Sarabun New" w:cs="TH Sarabun New"/>
+              </w:rPr>
+              <w:t xml:space="preserve">-</w:t>
+            </w:r>
+          </w:p>
+        </w:tc>
+        <w:tc>
+          <w:tcPr>
+            <w:tcW w:type="dxa" w:w="1728"/>
+          </w:tcPr>
+          <w:p>
+            <w:pPr>
+              <w:rPr>
+                <w:rFonts w:ascii="TH Sarabun New" w:hAnsi="TH Sarabun New" w:cs="TH Sarabun New"/>
+              </w:rPr>
+            </w:pPr>
+            <w:r>
+              <w:rPr>
+                <w:rFonts w:ascii="TH Sarabun New" w:hAnsi="TH Sarabun New" w:cs="TH Sarabun New"/>
+              </w:rPr>
+              <w:t xml:space="preserve">["เบาหวาน"]</w:t>
+            </w:r>
+          </w:p>
+        </w:tc>
+      </w:tr>
+      <w:tr>
+        <w:tc>
+          <w:tcPr>
+            <w:tcW w:type="dxa" w:w="1728"/>
+          </w:tcPr>
+          <w:p>
+            <w:pPr>
+              <w:rPr>
+                <w:rFonts w:ascii="TH Sarabun New" w:hAnsi="TH Sarabun New" w:cs="TH Sarabun New"/>
+              </w:rPr>
+            </w:pPr>
+            <w:r>
+              <w:rPr>
+                <w:rFonts w:ascii="TH Sarabun New" w:hAnsi="TH Sarabun New" w:cs="TH Sarabun New"/>
+              </w:rPr>
+              <w:t xml:space="preserve">chronic_disease_other</w:t>
+            </w:r>
+          </w:p>
+        </w:tc>
+        <w:tc>
+          <w:tcPr>
+            <w:tcW w:type="dxa" w:w="1728"/>
+          </w:tcPr>
+          <w:p>
+            <w:pPr>
+              <w:rPr>
+                <w:rFonts w:ascii="TH Sarabun New" w:hAnsi="TH Sarabun New" w:cs="TH Sarabun New"/>
+              </w:rPr>
+            </w:pPr>
+            <w:r>
+              <w:rPr>
+                <w:rFonts w:ascii="TH Sarabun New" w:hAnsi="TH Sarabun New" w:cs="TH Sarabun New"/>
+              </w:rPr>
+              <w:t xml:space="preserve">VARCHAR(255)</w:t>
+            </w:r>
+          </w:p>
+        </w:tc>
+        <w:tc>
+          <w:tcPr>
+            <w:tcW w:type="dxa" w:w="1728"/>
+          </w:tcPr>
+          <w:p>
+            <w:pPr>
+              <w:rPr>
+                <w:rFonts w:ascii="TH Sarabun New" w:hAnsi="TH Sarabun New" w:cs="TH Sarabun New"/>
+              </w:rPr>
+            </w:pPr>
+            <w:r>
+              <w:rPr>
+                <w:rFonts w:ascii="TH Sarabun New" w:hAnsi="TH Sarabun New" w:cs="TH Sarabun New"/>
+              </w:rPr>
+              <w:t xml:space="preserve">โรคประจำตัวอื่นๆ ระบุเพิ่มเติม</w:t>
+            </w:r>
+          </w:p>
+        </w:tc>
+        <w:tc>
+          <w:tcPr>
+            <w:tcW w:type="dxa" w:w="1728"/>
+          </w:tcPr>
+          <w:p>
+            <w:pPr>
+              <w:rPr>
+                <w:rFonts w:ascii="TH Sarabun New" w:hAnsi="TH Sarabun New" w:cs="TH Sarabun New"/>
+              </w:rPr>
+            </w:pPr>
+            <w:r>
+              <w:rPr>
+                <w:rFonts w:ascii="TH Sarabun New" w:hAnsi="TH Sarabun New" w:cs="TH Sarabun New"/>
+              </w:rPr>
+              <w:t xml:space="preserve">-</w:t>
+            </w:r>
+          </w:p>
+        </w:tc>
+        <w:tc>
+          <w:tcPr>
+            <w:tcW w:type="dxa" w:w="1728"/>
+          </w:tcPr>
+          <w:p>
+            <w:pPr>
+              <w:rPr>
+                <w:rFonts w:ascii="TH Sarabun New" w:hAnsi="TH Sarabun New" w:cs="TH Sarabun New"/>
+              </w:rPr>
+            </w:pPr>
+            <w:r>
+              <w:rPr>
+                <w:rFonts w:ascii="TH Sarabun New" w:hAnsi="TH Sarabun New" w:cs="TH Sarabun New"/>
+              </w:rPr>
+              <w:t xml:space="preserve">-</w:t>
+            </w:r>
+          </w:p>
+        </w:tc>
+      </w:tr>
+      <w:tr>
+        <w:tc>
+          <w:tcPr>
+            <w:tcW w:type="dxa" w:w="1728"/>
+          </w:tcPr>
+          <w:p>
+            <w:pPr>
+              <w:rPr>
+                <w:rFonts w:ascii="TH Sarabun New" w:hAnsi="TH Sarabun New" w:cs="TH Sarabun New"/>
+              </w:rPr>
+            </w:pPr>
+            <w:r>
+              <w:rPr>
+                <w:rFonts w:ascii="TH Sarabun New" w:hAnsi="TH Sarabun New" w:cs="TH Sarabun New"/>
+              </w:rPr>
+              <w:t xml:space="preserve">smoking_status</w:t>
+            </w:r>
+          </w:p>
+        </w:tc>
+        <w:tc>
+          <w:tcPr>
+            <w:tcW w:type="dxa" w:w="1728"/>
+          </w:tcPr>
+          <w:p>
+            <w:pPr>
+              <w:rPr>
+                <w:rFonts w:ascii="TH Sarabun New" w:hAnsi="TH Sarabun New" w:cs="TH Sarabun New"/>
+              </w:rPr>
+            </w:pPr>
+            <w:r>
+              <w:rPr>
+                <w:rFonts w:ascii="TH Sarabun New" w:hAnsi="TH Sarabun New" w:cs="TH Sarabun New"/>
+              </w:rPr>
+              <w:t xml:space="preserve">ENUM</w:t>
+            </w:r>
+          </w:p>
+        </w:tc>
+        <w:tc>
+          <w:tcPr>
+            <w:tcW w:type="dxa" w:w="1728"/>
+          </w:tcPr>
+          <w:p>
+            <w:pPr>
+              <w:rPr>
+                <w:rFonts w:ascii="TH Sarabun New" w:hAnsi="TH Sarabun New" w:cs="TH Sarabun New"/>
+              </w:rPr>
+            </w:pPr>
+            <w:r>
+              <w:rPr>
+                <w:rFonts w:ascii="TH Sarabun New" w:hAnsi="TH Sarabun New" w:cs="TH Sarabun New"/>
+              </w:rPr>
+              <w:t xml:space="preserve">NONE=ไม่สูบ, SMOKER=สูบ, FORMER=เลิกแล้ว</w:t>
+            </w:r>
+          </w:p>
+        </w:tc>
+        <w:tc>
+          <w:tcPr>
+            <w:tcW w:type="dxa" w:w="1728"/>
+          </w:tcPr>
+          <w:p>
+            <w:pPr>
+              <w:rPr>
+                <w:rFonts w:ascii="TH Sarabun New" w:hAnsi="TH Sarabun New" w:cs="TH Sarabun New"/>
+              </w:rPr>
+            </w:pPr>
+            <w:r>
+              <w:rPr>
+                <w:rFonts w:ascii="TH Sarabun New" w:hAnsi="TH Sarabun New" w:cs="TH Sarabun New"/>
+              </w:rPr>
+              <w:t xml:space="preserve">-</w:t>
+            </w:r>
+          </w:p>
+        </w:tc>
+        <w:tc>
+          <w:tcPr>
+            <w:tcW w:type="dxa" w:w="1728"/>
+          </w:tcPr>
+          <w:p>
+            <w:pPr>
+              <w:rPr>
+                <w:rFonts w:ascii="TH Sarabun New" w:hAnsi="TH Sarabun New" w:cs="TH Sarabun New"/>
+              </w:rPr>
+            </w:pPr>
+            <w:r>
+              <w:rPr>
+                <w:rFonts w:ascii="TH Sarabun New" w:hAnsi="TH Sarabun New" w:cs="TH Sarabun New"/>
+              </w:rPr>
+              <w:t xml:space="preserve">NONE</w:t>
+            </w:r>
+          </w:p>
+        </w:tc>
+      </w:tr>
+      <w:tr>
+        <w:tc>
+          <w:tcPr>
+            <w:tcW w:type="dxa" w:w="1728"/>
+          </w:tcPr>
+          <w:p>
+            <w:pPr>
+              <w:rPr>
+                <w:rFonts w:ascii="TH Sarabun New" w:hAnsi="TH Sarabun New" w:cs="TH Sarabun New"/>
+              </w:rPr>
+            </w:pPr>
+            <w:r>
+              <w:rPr>
+                <w:rFonts w:ascii="TH Sarabun New" w:hAnsi="TH Sarabun New" w:cs="TH Sarabun New"/>
+              </w:rPr>
+              <w:t xml:space="preserve">alcohol_status</w:t>
+            </w:r>
+          </w:p>
+        </w:tc>
+        <w:tc>
+          <w:tcPr>
+            <w:tcW w:type="dxa" w:w="1728"/>
+          </w:tcPr>
+          <w:p>
+            <w:pPr>
+              <w:rPr>
+                <w:rFonts w:ascii="TH Sarabun New" w:hAnsi="TH Sarabun New" w:cs="TH Sarabun New"/>
+              </w:rPr>
+            </w:pPr>
+            <w:r>
+              <w:rPr>
+                <w:rFonts w:ascii="TH Sarabun New" w:hAnsi="TH Sarabun New" w:cs="TH Sarabun New"/>
+              </w:rPr>
+              <w:t xml:space="preserve">ENUM</w:t>
+            </w:r>
+          </w:p>
+        </w:tc>
+        <w:tc>
+          <w:tcPr>
+            <w:tcW w:type="dxa" w:w="1728"/>
+          </w:tcPr>
+          <w:p>
+            <w:pPr>
+              <w:rPr>
+                <w:rFonts w:ascii="TH Sarabun New" w:hAnsi="TH Sarabun New" w:cs="TH Sarabun New"/>
+              </w:rPr>
+            </w:pPr>
+            <w:r>
+              <w:rPr>
+                <w:rFonts w:ascii="TH Sarabun New" w:hAnsi="TH Sarabun New" w:cs="TH Sarabun New"/>
+              </w:rPr>
+              <w:t xml:space="preserve">NONE=ไม่ดื่ม, OCCASIONAL=ครั้งคราว, REGULAR=เป็นประจำ</w:t>
+            </w:r>
+          </w:p>
+        </w:tc>
+        <w:tc>
+          <w:tcPr>
+            <w:tcW w:type="dxa" w:w="1728"/>
+          </w:tcPr>
+          <w:p>
+            <w:pPr>
+              <w:rPr>
+                <w:rFonts w:ascii="TH Sarabun New" w:hAnsi="TH Sarabun New" w:cs="TH Sarabun New"/>
+              </w:rPr>
+            </w:pPr>
+            <w:r>
+              <w:rPr>
+                <w:rFonts w:ascii="TH Sarabun New" w:hAnsi="TH Sarabun New" w:cs="TH Sarabun New"/>
+              </w:rPr>
+              <w:t xml:space="preserve">-</w:t>
+            </w:r>
+          </w:p>
+        </w:tc>
+        <w:tc>
+          <w:tcPr>
+            <w:tcW w:type="dxa" w:w="1728"/>
+          </w:tcPr>
+          <w:p>
+            <w:pPr>
+              <w:rPr>
+                <w:rFonts w:ascii="TH Sarabun New" w:hAnsi="TH Sarabun New" w:cs="TH Sarabun New"/>
+              </w:rPr>
+            </w:pPr>
+            <w:r>
+              <w:rPr>
+                <w:rFonts w:ascii="TH Sarabun New" w:hAnsi="TH Sarabun New" w:cs="TH Sarabun New"/>
+              </w:rPr>
+              <w:t xml:space="preserve">NONE</w:t>
+            </w:r>
+          </w:p>
+        </w:tc>
+      </w:tr>
+      <w:tr>
+        <w:tc>
+          <w:tcPr>
+            <w:tcW w:type="dxa" w:w="1728"/>
+          </w:tcPr>
+          <w:p>
+            <w:pPr>
+              <w:rPr>
+                <w:rFonts w:ascii="TH Sarabun New" w:hAnsi="TH Sarabun New" w:cs="TH Sarabun New"/>
+              </w:rPr>
+            </w:pPr>
+            <w:r>
+              <w:rPr>
+                <w:rFonts w:ascii="TH Sarabun New" w:hAnsi="TH Sarabun New" w:cs="TH Sarabun New"/>
+              </w:rPr>
+              <w:t xml:space="preserve">physical_limitation</w:t>
+            </w:r>
+          </w:p>
+        </w:tc>
+        <w:tc>
+          <w:tcPr>
+            <w:tcW w:type="dxa" w:w="1728"/>
+          </w:tcPr>
+          <w:p>
+            <w:pPr>
+              <w:rPr>
+                <w:rFonts w:ascii="TH Sarabun New" w:hAnsi="TH Sarabun New" w:cs="TH Sarabun New"/>
+              </w:rPr>
+            </w:pPr>
+            <w:r>
+              <w:rPr>
+                <w:rFonts w:ascii="TH Sarabun New" w:hAnsi="TH Sarabun New" w:cs="TH Sarabun New"/>
+              </w:rPr>
+              <w:t xml:space="preserve">TINYINT(1)</w:t>
+            </w:r>
+          </w:p>
+        </w:tc>
+        <w:tc>
+          <w:tcPr>
+            <w:tcW w:type="dxa" w:w="1728"/>
+          </w:tcPr>
+          <w:p>
+            <w:pPr>
+              <w:rPr>
+                <w:rFonts w:ascii="TH Sarabun New" w:hAnsi="TH Sarabun New" w:cs="TH Sarabun New"/>
+              </w:rPr>
+            </w:pPr>
+            <w:r>
+              <w:rPr>
+                <w:rFonts w:ascii="TH Sarabun New" w:hAnsi="TH Sarabun New" w:cs="TH Sarabun New"/>
+              </w:rPr>
+              <w:t xml:space="preserve">มีข้อจำกัดทางร่างกายที่มีผลต่อการออกกำลังกายหรือไม่</w:t>
+            </w:r>
+          </w:p>
+        </w:tc>
+        <w:tc>
+          <w:tcPr>
+            <w:tcW w:type="dxa" w:w="1728"/>
+          </w:tcPr>
+          <w:p>
+            <w:pPr>
+              <w:rPr>
+                <w:rFonts w:ascii="TH Sarabun New" w:hAnsi="TH Sarabun New" w:cs="TH Sarabun New"/>
+              </w:rPr>
+            </w:pPr>
+            <w:r>
+              <w:rPr>
+                <w:rFonts w:ascii="TH Sarabun New" w:hAnsi="TH Sarabun New" w:cs="TH Sarabun New"/>
+              </w:rPr>
+              <w:t xml:space="preserve">-</w:t>
+            </w:r>
+          </w:p>
+        </w:tc>
+        <w:tc>
+          <w:tcPr>
+            <w:tcW w:type="dxa" w:w="1728"/>
+          </w:tcPr>
+          <w:p>
+            <w:pPr>
+              <w:rPr>
+                <w:rFonts w:ascii="TH Sarabun New" w:hAnsi="TH Sarabun New" w:cs="TH Sarabun New"/>
+              </w:rPr>
+            </w:pPr>
+            <w:r>
+              <w:rPr>
+                <w:rFonts w:ascii="TH Sarabun New" w:hAnsi="TH Sarabun New" w:cs="TH Sarabun New"/>
+              </w:rPr>
+              <w:t xml:space="preserve">0</w:t>
+            </w:r>
+          </w:p>
+        </w:tc>
+      </w:tr>
+      <w:tr>
+        <w:tc>
+          <w:tcPr>
+            <w:tcW w:type="dxa" w:w="1728"/>
+          </w:tcPr>
+          <w:p>
+            <w:pPr>
+              <w:rPr>
+                <w:rFonts w:ascii="TH Sarabun New" w:hAnsi="TH Sarabun New" w:cs="TH Sarabun New"/>
+              </w:rPr>
+            </w:pPr>
+            <w:r>
+              <w:rPr>
+                <w:rFonts w:ascii="TH Sarabun New" w:hAnsi="TH Sarabun New" w:cs="TH Sarabun New"/>
+              </w:rPr>
+              <w:t xml:space="preserve">physical_limitation_note</w:t>
+            </w:r>
+          </w:p>
+        </w:tc>
+        <w:tc>
+          <w:tcPr>
+            <w:tcW w:type="dxa" w:w="1728"/>
+          </w:tcPr>
+          <w:p>
+            <w:pPr>
+              <w:rPr>
+                <w:rFonts w:ascii="TH Sarabun New" w:hAnsi="TH Sarabun New" w:cs="TH Sarabun New"/>
+              </w:rPr>
+            </w:pPr>
+            <w:r>
+              <w:rPr>
+                <w:rFonts w:ascii="TH Sarabun New" w:hAnsi="TH Sarabun New" w:cs="TH Sarabun New"/>
+              </w:rPr>
+              <w:t xml:space="preserve">VARCHAR(255)</w:t>
+            </w:r>
+          </w:p>
+        </w:tc>
+        <w:tc>
+          <w:tcPr>
+            <w:tcW w:type="dxa" w:w="1728"/>
+          </w:tcPr>
+          <w:p>
+            <w:pPr>
+              <w:rPr>
+                <w:rFonts w:ascii="TH Sarabun New" w:hAnsi="TH Sarabun New" w:cs="TH Sarabun New"/>
+              </w:rPr>
+            </w:pPr>
+            <w:r>
+              <w:rPr>
+                <w:rFonts w:ascii="TH Sarabun New" w:hAnsi="TH Sarabun New" w:cs="TH Sarabun New"/>
+              </w:rPr>
+              <w:t xml:space="preserve">รายละเอียดข้อจำกัดทางร่างกาย</w:t>
+            </w:r>
+          </w:p>
+        </w:tc>
+        <w:tc>
+          <w:tcPr>
+            <w:tcW w:type="dxa" w:w="1728"/>
+          </w:tcPr>
+          <w:p>
+            <w:pPr>
+              <w:rPr>
+                <w:rFonts w:ascii="TH Sarabun New" w:hAnsi="TH Sarabun New" w:cs="TH Sarabun New"/>
+              </w:rPr>
+            </w:pPr>
+            <w:r>
+              <w:rPr>
+                <w:rFonts w:ascii="TH Sarabun New" w:hAnsi="TH Sarabun New" w:cs="TH Sarabun New"/>
+              </w:rPr>
+              <w:t xml:space="preserve">-</w:t>
+            </w:r>
+          </w:p>
+        </w:tc>
+        <w:tc>
+          <w:tcPr>
+            <w:tcW w:type="dxa" w:w="1728"/>
+          </w:tcPr>
+          <w:p>
+            <w:pPr>
+              <w:rPr>
+                <w:rFonts w:ascii="TH Sarabun New" w:hAnsi="TH Sarabun New" w:cs="TH Sarabun New"/>
+              </w:rPr>
+            </w:pPr>
+            <w:r>
+              <w:rPr>
+                <w:rFonts w:ascii="TH Sarabun New" w:hAnsi="TH Sarabun New" w:cs="TH Sarabun New"/>
+              </w:rPr>
+              <w:t xml:space="preserve">-</w:t>
+            </w:r>
+          </w:p>
+        </w:tc>
+      </w:tr>
+      <w:tr>
+        <w:tc>
+          <w:tcPr>
+            <w:tcW w:type="dxa" w:w="1728"/>
+          </w:tcPr>
+          <w:p>
+            <w:pPr>
+              <w:rPr>
+                <w:rFonts w:ascii="TH Sarabun New" w:hAnsi="TH Sarabun New" w:cs="TH Sarabun New"/>
+              </w:rPr>
+            </w:pPr>
+            <w:r>
+              <w:rPr>
+                <w:rFonts w:ascii="TH Sarabun New" w:hAnsi="TH Sarabun New" w:cs="TH Sarabun New"/>
+              </w:rPr>
+              <w:t xml:space="preserve">vigorous_days</w:t>
+            </w:r>
+          </w:p>
+        </w:tc>
+        <w:tc>
+          <w:tcPr>
+            <w:tcW w:type="dxa" w:w="1728"/>
+          </w:tcPr>
+          <w:p>
+            <w:pPr>
+              <w:rPr>
+                <w:rFonts w:ascii="TH Sarabun New" w:hAnsi="TH Sarabun New" w:cs="TH Sarabun New"/>
+              </w:rPr>
+            </w:pPr>
+            <w:r>
+              <w:rPr>
+                <w:rFonts w:ascii="TH Sarabun New" w:hAnsi="TH Sarabun New" w:cs="TH Sarabun New"/>
+              </w:rPr>
+              <w:t xml:space="preserve">TINYINT</w:t>
+            </w:r>
+          </w:p>
+        </w:tc>
+        <w:tc>
+          <w:tcPr>
+            <w:tcW w:type="dxa" w:w="1728"/>
+          </w:tcPr>
+          <w:p>
+            <w:pPr>
+              <w:rPr>
+                <w:rFonts w:ascii="TH Sarabun New" w:hAnsi="TH Sarabun New" w:cs="TH Sarabun New"/>
+              </w:rPr>
+            </w:pPr>
+            <w:r>
+              <w:rPr>
+                <w:rFonts w:ascii="TH Sarabun New" w:hAnsi="TH Sarabun New" w:cs="TH Sarabun New"/>
+              </w:rPr>
+              <w:t xml:space="preserve">วัน/สัปดาห์ที่ออกกำลังกายระดับหนัก (0-7)</w:t>
+            </w:r>
+          </w:p>
+        </w:tc>
+        <w:tc>
+          <w:tcPr>
+            <w:tcW w:type="dxa" w:w="1728"/>
+          </w:tcPr>
+          <w:p>
+            <w:pPr>
+              <w:rPr>
+                <w:rFonts w:ascii="TH Sarabun New" w:hAnsi="TH Sarabun New" w:cs="TH Sarabun New"/>
+              </w:rPr>
+            </w:pPr>
+            <w:r>
+              <w:rPr>
+                <w:rFonts w:ascii="TH Sarabun New" w:hAnsi="TH Sarabun New" w:cs="TH Sarabun New"/>
+              </w:rPr>
+              <w:t xml:space="preserve">-</w:t>
+            </w:r>
+          </w:p>
+        </w:tc>
+        <w:tc>
+          <w:tcPr>
+            <w:tcW w:type="dxa" w:w="1728"/>
+          </w:tcPr>
+          <w:p>
+            <w:pPr>
+              <w:rPr>
+                <w:rFonts w:ascii="TH Sarabun New" w:hAnsi="TH Sarabun New" w:cs="TH Sarabun New"/>
+              </w:rPr>
+            </w:pPr>
+            <w:r>
+              <w:rPr>
+                <w:rFonts w:ascii="TH Sarabun New" w:hAnsi="TH Sarabun New" w:cs="TH Sarabun New"/>
+              </w:rPr>
+              <w:t xml:space="preserve">2</w:t>
+            </w:r>
+          </w:p>
+        </w:tc>
+      </w:tr>
+      <w:tr>
+        <w:tc>
+          <w:tcPr>
+            <w:tcW w:type="dxa" w:w="1728"/>
+          </w:tcPr>
+          <w:p>
+            <w:pPr>
+              <w:rPr>
+                <w:rFonts w:ascii="TH Sarabun New" w:hAnsi="TH Sarabun New" w:cs="TH Sarabun New"/>
+              </w:rPr>
+            </w:pPr>
+            <w:r>
+              <w:rPr>
+                <w:rFonts w:ascii="TH Sarabun New" w:hAnsi="TH Sarabun New" w:cs="TH Sarabun New"/>
+              </w:rPr>
+              <w:t xml:space="preserve">vigorous_minutes</w:t>
+            </w:r>
+          </w:p>
+        </w:tc>
+        <w:tc>
+          <w:tcPr>
+            <w:tcW w:type="dxa" w:w="1728"/>
+          </w:tcPr>
+          <w:p>
+            <w:pPr>
+              <w:rPr>
+                <w:rFonts w:ascii="TH Sarabun New" w:hAnsi="TH Sarabun New" w:cs="TH Sarabun New"/>
+              </w:rPr>
+            </w:pPr>
+            <w:r>
+              <w:rPr>
+                <w:rFonts w:ascii="TH Sarabun New" w:hAnsi="TH Sarabun New" w:cs="TH Sarabun New"/>
+              </w:rPr>
+              <w:t xml:space="preserve">INT</w:t>
+            </w:r>
+          </w:p>
+        </w:tc>
+        <w:tc>
+          <w:tcPr>
+            <w:tcW w:type="dxa" w:w="1728"/>
+          </w:tcPr>
+          <w:p>
+            <w:pPr>
+              <w:rPr>
+                <w:rFonts w:ascii="TH Sarabun New" w:hAnsi="TH Sarabun New" w:cs="TH Sarabun New"/>
+              </w:rPr>
+            </w:pPr>
+            <w:r>
+              <w:rPr>
+                <w:rFonts w:ascii="TH Sarabun New" w:hAnsi="TH Sarabun New" w:cs="TH Sarabun New"/>
+              </w:rPr>
+              <w:t xml:space="preserve">นาทีเฉลี่ยต่อครั้ง (ระดับหนัก)</w:t>
+            </w:r>
+          </w:p>
+        </w:tc>
+        <w:tc>
+          <w:tcPr>
+            <w:tcW w:type="dxa" w:w="1728"/>
+          </w:tcPr>
+          <w:p>
+            <w:pPr>
+              <w:rPr>
+                <w:rFonts w:ascii="TH Sarabun New" w:hAnsi="TH Sarabun New" w:cs="TH Sarabun New"/>
+              </w:rPr>
+            </w:pPr>
+            <w:r>
+              <w:rPr>
+                <w:rFonts w:ascii="TH Sarabun New" w:hAnsi="TH Sarabun New" w:cs="TH Sarabun New"/>
+              </w:rPr>
+              <w:t xml:space="preserve">-</w:t>
+            </w:r>
+          </w:p>
+        </w:tc>
+        <w:tc>
+          <w:tcPr>
+            <w:tcW w:type="dxa" w:w="1728"/>
+          </w:tcPr>
+          <w:p>
+            <w:pPr>
+              <w:rPr>
+                <w:rFonts w:ascii="TH Sarabun New" w:hAnsi="TH Sarabun New" w:cs="TH Sarabun New"/>
+              </w:rPr>
+            </w:pPr>
+            <w:r>
+              <w:rPr>
+                <w:rFonts w:ascii="TH Sarabun New" w:hAnsi="TH Sarabun New" w:cs="TH Sarabun New"/>
+              </w:rPr>
+              <w:t xml:space="preserve">30</w:t>
+            </w:r>
+          </w:p>
+        </w:tc>
+      </w:tr>
+      <w:tr>
+        <w:tc>
+          <w:tcPr>
+            <w:tcW w:type="dxa" w:w="1728"/>
+          </w:tcPr>
+          <w:p>
+            <w:pPr>
+              <w:rPr>
+                <w:rFonts w:ascii="TH Sarabun New" w:hAnsi="TH Sarabun New" w:cs="TH Sarabun New"/>
+              </w:rPr>
+            </w:pPr>
+            <w:r>
+              <w:rPr>
+                <w:rFonts w:ascii="TH Sarabun New" w:hAnsi="TH Sarabun New" w:cs="TH Sarabun New"/>
+              </w:rPr>
+              <w:t xml:space="preserve">moderate_days</w:t>
+            </w:r>
+          </w:p>
+        </w:tc>
+        <w:tc>
+          <w:tcPr>
+            <w:tcW w:type="dxa" w:w="1728"/>
+          </w:tcPr>
+          <w:p>
+            <w:pPr>
+              <w:rPr>
+                <w:rFonts w:ascii="TH Sarabun New" w:hAnsi="TH Sarabun New" w:cs="TH Sarabun New"/>
+              </w:rPr>
+            </w:pPr>
+            <w:r>
+              <w:rPr>
+                <w:rFonts w:ascii="TH Sarabun New" w:hAnsi="TH Sarabun New" w:cs="TH Sarabun New"/>
+              </w:rPr>
+              <w:t xml:space="preserve">TINYINT</w:t>
+            </w:r>
+          </w:p>
+        </w:tc>
+        <w:tc>
+          <w:tcPr>
+            <w:tcW w:type="dxa" w:w="1728"/>
+          </w:tcPr>
+          <w:p>
+            <w:pPr>
+              <w:rPr>
+                <w:rFonts w:ascii="TH Sarabun New" w:hAnsi="TH Sarabun New" w:cs="TH Sarabun New"/>
+              </w:rPr>
+            </w:pPr>
+            <w:r>
+              <w:rPr>
+                <w:rFonts w:ascii="TH Sarabun New" w:hAnsi="TH Sarabun New" w:cs="TH Sarabun New"/>
+              </w:rPr>
+              <w:t xml:space="preserve">วัน/สัปดาห์ที่ออกกำลังกายระดับปานกลาง (0-7)</w:t>
+            </w:r>
+          </w:p>
+        </w:tc>
+        <w:tc>
+          <w:tcPr>
+            <w:tcW w:type="dxa" w:w="1728"/>
+          </w:tcPr>
+          <w:p>
+            <w:pPr>
+              <w:rPr>
+                <w:rFonts w:ascii="TH Sarabun New" w:hAnsi="TH Sarabun New" w:cs="TH Sarabun New"/>
+              </w:rPr>
+            </w:pPr>
+            <w:r>
+              <w:rPr>
+                <w:rFonts w:ascii="TH Sarabun New" w:hAnsi="TH Sarabun New" w:cs="TH Sarabun New"/>
+              </w:rPr>
+              <w:t xml:space="preserve">-</w:t>
+            </w:r>
+          </w:p>
+        </w:tc>
+        <w:tc>
+          <w:tcPr>
+            <w:tcW w:type="dxa" w:w="1728"/>
+          </w:tcPr>
+          <w:p>
+            <w:pPr>
+              <w:rPr>
+                <w:rFonts w:ascii="TH Sarabun New" w:hAnsi="TH Sarabun New" w:cs="TH Sarabun New"/>
+              </w:rPr>
+            </w:pPr>
+            <w:r>
+              <w:rPr>
+                <w:rFonts w:ascii="TH Sarabun New" w:hAnsi="TH Sarabun New" w:cs="TH Sarabun New"/>
+              </w:rPr>
+              <w:t xml:space="preserve">3</w:t>
+            </w:r>
+          </w:p>
+        </w:tc>
+      </w:tr>
+      <w:tr>
+        <w:tc>
+          <w:tcPr>
+            <w:tcW w:type="dxa" w:w="1728"/>
+          </w:tcPr>
+          <w:p>
+            <w:pPr>
+              <w:rPr>
+                <w:rFonts w:ascii="TH Sarabun New" w:hAnsi="TH Sarabun New" w:cs="TH Sarabun New"/>
+              </w:rPr>
+            </w:pPr>
+            <w:r>
+              <w:rPr>
+                <w:rFonts w:ascii="TH Sarabun New" w:hAnsi="TH Sarabun New" w:cs="TH Sarabun New"/>
+              </w:rPr>
+              <w:t xml:space="preserve">moderate_minutes</w:t>
+            </w:r>
+          </w:p>
+        </w:tc>
+        <w:tc>
+          <w:tcPr>
+            <w:tcW w:type="dxa" w:w="1728"/>
+          </w:tcPr>
+          <w:p>
+            <w:pPr>
+              <w:rPr>
+                <w:rFonts w:ascii="TH Sarabun New" w:hAnsi="TH Sarabun New" w:cs="TH Sarabun New"/>
+              </w:rPr>
+            </w:pPr>
+            <w:r>
+              <w:rPr>
+                <w:rFonts w:ascii="TH Sarabun New" w:hAnsi="TH Sarabun New" w:cs="TH Sarabun New"/>
+              </w:rPr>
+              <w:t xml:space="preserve">INT</w:t>
+            </w:r>
+          </w:p>
+        </w:tc>
+        <w:tc>
+          <w:tcPr>
+            <w:tcW w:type="dxa" w:w="1728"/>
+          </w:tcPr>
+          <w:p>
+            <w:pPr>
+              <w:rPr>
+                <w:rFonts w:ascii="TH Sarabun New" w:hAnsi="TH Sarabun New" w:cs="TH Sarabun New"/>
+              </w:rPr>
+            </w:pPr>
+            <w:r>
+              <w:rPr>
+                <w:rFonts w:ascii="TH Sarabun New" w:hAnsi="TH Sarabun New" w:cs="TH Sarabun New"/>
+              </w:rPr>
+              <w:t xml:space="preserve">นาทีเฉลี่ยต่อครั้ง (ระดับปานกลาง)</w:t>
+            </w:r>
+          </w:p>
+        </w:tc>
+        <w:tc>
+          <w:tcPr>
+            <w:tcW w:type="dxa" w:w="1728"/>
+          </w:tcPr>
+          <w:p>
+            <w:pPr>
+              <w:rPr>
+                <w:rFonts w:ascii="TH Sarabun New" w:hAnsi="TH Sarabun New" w:cs="TH Sarabun New"/>
+              </w:rPr>
+            </w:pPr>
+            <w:r>
+              <w:rPr>
+                <w:rFonts w:ascii="TH Sarabun New" w:hAnsi="TH Sarabun New" w:cs="TH Sarabun New"/>
+              </w:rPr>
+              <w:t xml:space="preserve">-</w:t>
+            </w:r>
+          </w:p>
+        </w:tc>
+        <w:tc>
+          <w:tcPr>
+            <w:tcW w:type="dxa" w:w="1728"/>
+          </w:tcPr>
+          <w:p>
+            <w:pPr>
+              <w:rPr>
+                <w:rFonts w:ascii="TH Sarabun New" w:hAnsi="TH Sarabun New" w:cs="TH Sarabun New"/>
+              </w:rPr>
+            </w:pPr>
+            <w:r>
+              <w:rPr>
+                <w:rFonts w:ascii="TH Sarabun New" w:hAnsi="TH Sarabun New" w:cs="TH Sarabun New"/>
+              </w:rPr>
+              <w:t xml:space="preserve">20</w:t>
+            </w:r>
+          </w:p>
+        </w:tc>
+      </w:tr>
+      <w:tr>
+        <w:tc>
+          <w:tcPr>
+            <w:tcW w:type="dxa" w:w="1728"/>
+          </w:tcPr>
+          <w:p>
+            <w:pPr>
+              <w:rPr>
+                <w:rFonts w:ascii="TH Sarabun New" w:hAnsi="TH Sarabun New" w:cs="TH Sarabun New"/>
+              </w:rPr>
+            </w:pPr>
+            <w:r>
+              <w:rPr>
+                <w:rFonts w:ascii="TH Sarabun New" w:hAnsi="TH Sarabun New" w:cs="TH Sarabun New"/>
+              </w:rPr>
+              <w:t xml:space="preserve">walking_days</w:t>
+            </w:r>
+          </w:p>
+        </w:tc>
+        <w:tc>
+          <w:tcPr>
+            <w:tcW w:type="dxa" w:w="1728"/>
+          </w:tcPr>
+          <w:p>
+            <w:pPr>
+              <w:rPr>
+                <w:rFonts w:ascii="TH Sarabun New" w:hAnsi="TH Sarabun New" w:cs="TH Sarabun New"/>
+              </w:rPr>
+            </w:pPr>
+            <w:r>
+              <w:rPr>
+                <w:rFonts w:ascii="TH Sarabun New" w:hAnsi="TH Sarabun New" w:cs="TH Sarabun New"/>
+              </w:rPr>
+              <w:t xml:space="preserve">TINYINT</w:t>
+            </w:r>
+          </w:p>
+        </w:tc>
+        <w:tc>
+          <w:tcPr>
+            <w:tcW w:type="dxa" w:w="1728"/>
+          </w:tcPr>
+          <w:p>
+            <w:pPr>
+              <w:rPr>
+                <w:rFonts w:ascii="TH Sarabun New" w:hAnsi="TH Sarabun New" w:cs="TH Sarabun New"/>
+              </w:rPr>
+            </w:pPr>
+            <w:r>
+              <w:rPr>
+                <w:rFonts w:ascii="TH Sarabun New" w:hAnsi="TH Sarabun New" w:cs="TH Sarabun New"/>
+              </w:rPr>
+              <w:t xml:space="preserve">วัน/สัปดาห์ที่เดินเพื่อออกกำลังกาย (0-7)</w:t>
+            </w:r>
+          </w:p>
+        </w:tc>
+        <w:tc>
+          <w:tcPr>
+            <w:tcW w:type="dxa" w:w="1728"/>
+          </w:tcPr>
+          <w:p>
+            <w:pPr>
+              <w:rPr>
+                <w:rFonts w:ascii="TH Sarabun New" w:hAnsi="TH Sarabun New" w:cs="TH Sarabun New"/>
+              </w:rPr>
+            </w:pPr>
+            <w:r>
+              <w:rPr>
+                <w:rFonts w:ascii="TH Sarabun New" w:hAnsi="TH Sarabun New" w:cs="TH Sarabun New"/>
+              </w:rPr>
+              <w:t xml:space="preserve">-</w:t>
+            </w:r>
+          </w:p>
+        </w:tc>
+        <w:tc>
+          <w:tcPr>
+            <w:tcW w:type="dxa" w:w="1728"/>
+          </w:tcPr>
+          <w:p>
+            <w:pPr>
+              <w:rPr>
+                <w:rFonts w:ascii="TH Sarabun New" w:hAnsi="TH Sarabun New" w:cs="TH Sarabun New"/>
+              </w:rPr>
+            </w:pPr>
+            <w:r>
+              <w:rPr>
+                <w:rFonts w:ascii="TH Sarabun New" w:hAnsi="TH Sarabun New" w:cs="TH Sarabun New"/>
+              </w:rPr>
+              <w:t xml:space="preserve">5</w:t>
+            </w:r>
+          </w:p>
+        </w:tc>
+      </w:tr>
+      <w:tr>
+        <w:tc>
+          <w:tcPr>
+            <w:tcW w:type="dxa" w:w="1728"/>
+          </w:tcPr>
+          <w:p>
+            <w:pPr>
+              <w:rPr>
+                <w:rFonts w:ascii="TH Sarabun New" w:hAnsi="TH Sarabun New" w:cs="TH Sarabun New"/>
+              </w:rPr>
+            </w:pPr>
+            <w:r>
+              <w:rPr>
+                <w:rFonts w:ascii="TH Sarabun New" w:hAnsi="TH Sarabun New" w:cs="TH Sarabun New"/>
+              </w:rPr>
+              <w:t xml:space="preserve">exercise_pattern</w:t>
+            </w:r>
+          </w:p>
+        </w:tc>
+        <w:tc>
+          <w:tcPr>
+            <w:tcW w:type="dxa" w:w="1728"/>
+          </w:tcPr>
+          <w:p>
+            <w:pPr>
+              <w:rPr>
+                <w:rFonts w:ascii="TH Sarabun New" w:hAnsi="TH Sarabun New" w:cs="TH Sarabun New"/>
+              </w:rPr>
+            </w:pPr>
+            <w:r>
+              <w:rPr>
+                <w:rFonts w:ascii="TH Sarabun New" w:hAnsi="TH Sarabun New" w:cs="TH Sarabun New"/>
+              </w:rPr>
+              <w:t xml:space="preserve">JSON</w:t>
+            </w:r>
+          </w:p>
+        </w:tc>
+        <w:tc>
+          <w:tcPr>
+            <w:tcW w:type="dxa" w:w="1728"/>
+          </w:tcPr>
+          <w:p>
+            <w:pPr>
+              <w:rPr>
+                <w:rFonts w:ascii="TH Sarabun New" w:hAnsi="TH Sarabun New" w:cs="TH Sarabun New"/>
+              </w:rPr>
+            </w:pPr>
+            <w:r>
+              <w:rPr>
+                <w:rFonts w:ascii="TH Sarabun New" w:hAnsi="TH Sarabun New" w:cs="TH Sarabun New"/>
+              </w:rPr>
+              <w:t xml:space="preserve">รูปแบบการออกกำลังกายที่ทำเป็นประจำ</w:t>
+            </w:r>
+          </w:p>
+        </w:tc>
+        <w:tc>
+          <w:tcPr>
+            <w:tcW w:type="dxa" w:w="1728"/>
+          </w:tcPr>
+          <w:p>
+            <w:pPr>
+              <w:rPr>
+                <w:rFonts w:ascii="TH Sarabun New" w:hAnsi="TH Sarabun New" w:cs="TH Sarabun New"/>
+              </w:rPr>
+            </w:pPr>
+            <w:r>
+              <w:rPr>
+                <w:rFonts w:ascii="TH Sarabun New" w:hAnsi="TH Sarabun New" w:cs="TH Sarabun New"/>
+              </w:rPr>
+              <w:t xml:space="preserve">-</w:t>
+            </w:r>
+          </w:p>
+        </w:tc>
+        <w:tc>
+          <w:tcPr>
+            <w:tcW w:type="dxa" w:w="1728"/>
+          </w:tcPr>
+          <w:p>
+            <w:pPr>
+              <w:rPr>
+                <w:rFonts w:ascii="TH Sarabun New" w:hAnsi="TH Sarabun New" w:cs="TH Sarabun New"/>
+              </w:rPr>
+            </w:pPr>
+            <w:r>
+              <w:rPr>
+                <w:rFonts w:ascii="TH Sarabun New" w:hAnsi="TH Sarabun New" w:cs="TH Sarabun New"/>
+              </w:rPr>
+              <w:t xml:space="preserve">["เดิน/วิ่ง"]</w:t>
+            </w:r>
+          </w:p>
+        </w:tc>
+      </w:tr>
+      <w:tr>
+        <w:tc>
+          <w:tcPr>
+            <w:tcW w:type="dxa" w:w="1728"/>
+          </w:tcPr>
+          <w:p>
+            <w:pPr>
+              <w:rPr>
+                <w:rFonts w:ascii="TH Sarabun New" w:hAnsi="TH Sarabun New" w:cs="TH Sarabun New"/>
+              </w:rPr>
+            </w:pPr>
+            <w:r>
+              <w:rPr>
+                <w:rFonts w:ascii="TH Sarabun New" w:hAnsi="TH Sarabun New" w:cs="TH Sarabun New"/>
+              </w:rPr>
+              <w:t xml:space="preserve">exercise_barrier</w:t>
+            </w:r>
+          </w:p>
+        </w:tc>
+        <w:tc>
+          <w:tcPr>
+            <w:tcW w:type="dxa" w:w="1728"/>
+          </w:tcPr>
+          <w:p>
+            <w:pPr>
+              <w:rPr>
+                <w:rFonts w:ascii="TH Sarabun New" w:hAnsi="TH Sarabun New" w:cs="TH Sarabun New"/>
+              </w:rPr>
+            </w:pPr>
+            <w:r>
+              <w:rPr>
+                <w:rFonts w:ascii="TH Sarabun New" w:hAnsi="TH Sarabun New" w:cs="TH Sarabun New"/>
+              </w:rPr>
+              <w:t xml:space="preserve">VARCHAR(50)</w:t>
+            </w:r>
+          </w:p>
+        </w:tc>
+        <w:tc>
+          <w:tcPr>
+            <w:tcW w:type="dxa" w:w="1728"/>
+          </w:tcPr>
+          <w:p>
+            <w:pPr>
+              <w:rPr>
+                <w:rFonts w:ascii="TH Sarabun New" w:hAnsi="TH Sarabun New" w:cs="TH Sarabun New"/>
+              </w:rPr>
+            </w:pPr>
+            <w:r>
+              <w:rPr>
+                <w:rFonts w:ascii="TH Sarabun New" w:hAnsi="TH Sarabun New" w:cs="TH Sarabun New"/>
+              </w:rPr>
+              <w:t xml:space="preserve">อุปสรรคหลักที่ออกกำลังกายไม่สม่ำเสมอ</w:t>
+            </w:r>
+          </w:p>
+        </w:tc>
+        <w:tc>
+          <w:tcPr>
+            <w:tcW w:type="dxa" w:w="1728"/>
+          </w:tcPr>
+          <w:p>
+            <w:pPr>
+              <w:rPr>
+                <w:rFonts w:ascii="TH Sarabun New" w:hAnsi="TH Sarabun New" w:cs="TH Sarabun New"/>
+              </w:rPr>
+            </w:pPr>
+            <w:r>
+              <w:rPr>
+                <w:rFonts w:ascii="TH Sarabun New" w:hAnsi="TH Sarabun New" w:cs="TH Sarabun New"/>
+              </w:rPr>
+              <w:t xml:space="preserve">-</w:t>
+            </w:r>
+          </w:p>
+        </w:tc>
+        <w:tc>
+          <w:tcPr>
+            <w:tcW w:type="dxa" w:w="1728"/>
+          </w:tcPr>
+          <w:p>
+            <w:pPr>
+              <w:rPr>
+                <w:rFonts w:ascii="TH Sarabun New" w:hAnsi="TH Sarabun New" w:cs="TH Sarabun New"/>
+              </w:rPr>
+            </w:pPr>
+            <w:r>
+              <w:rPr>
+                <w:rFonts w:ascii="TH Sarabun New" w:hAnsi="TH Sarabun New" w:cs="TH Sarabun New"/>
+              </w:rPr>
+              <w:t xml:space="preserve">ไม่มีเวลา</w:t>
+            </w:r>
+          </w:p>
+        </w:tc>
+      </w:tr>
+      <w:tr>
+        <w:tc>
+          <w:tcPr>
+            <w:tcW w:type="dxa" w:w="1728"/>
+          </w:tcPr>
+          <w:p>
+            <w:pPr>
+              <w:rPr>
+                <w:rFonts w:ascii="TH Sarabun New" w:hAnsi="TH Sarabun New" w:cs="TH Sarabun New"/>
+              </w:rPr>
+            </w:pPr>
+            <w:r>
+              <w:rPr>
+                <w:rFonts w:ascii="TH Sarabun New" w:hAnsi="TH Sarabun New" w:cs="TH Sarabun New"/>
+              </w:rPr>
+              <w:t xml:space="preserve">meals_per_day</w:t>
+            </w:r>
+          </w:p>
+        </w:tc>
+        <w:tc>
+          <w:tcPr>
+            <w:tcW w:type="dxa" w:w="1728"/>
+          </w:tcPr>
+          <w:p>
+            <w:pPr>
+              <w:rPr>
+                <w:rFonts w:ascii="TH Sarabun New" w:hAnsi="TH Sarabun New" w:cs="TH Sarabun New"/>
+              </w:rPr>
+            </w:pPr>
+            <w:r>
+              <w:rPr>
+                <w:rFonts w:ascii="TH Sarabun New" w:hAnsi="TH Sarabun New" w:cs="TH Sarabun New"/>
+              </w:rPr>
+              <w:t xml:space="preserve">ENUM</w:t>
+            </w:r>
+          </w:p>
+        </w:tc>
+        <w:tc>
+          <w:tcPr>
+            <w:tcW w:type="dxa" w:w="1728"/>
+          </w:tcPr>
+          <w:p>
+            <w:pPr>
+              <w:rPr>
+                <w:rFonts w:ascii="TH Sarabun New" w:hAnsi="TH Sarabun New" w:cs="TH Sarabun New"/>
+              </w:rPr>
+            </w:pPr>
+            <w:r>
+              <w:rPr>
+                <w:rFonts w:ascii="TH Sarabun New" w:hAnsi="TH Sarabun New" w:cs="TH Sarabun New"/>
+              </w:rPr>
+              <w:t xml:space="preserve">จำนวนมื้ออาหารหลักที่รับประทานต่อวัน</w:t>
+            </w:r>
+          </w:p>
+        </w:tc>
+        <w:tc>
+          <w:tcPr>
+            <w:tcW w:type="dxa" w:w="1728"/>
+          </w:tcPr>
+          <w:p>
+            <w:pPr>
+              <w:rPr>
+                <w:rFonts w:ascii="TH Sarabun New" w:hAnsi="TH Sarabun New" w:cs="TH Sarabun New"/>
+              </w:rPr>
+            </w:pPr>
+            <w:r>
+              <w:rPr>
+                <w:rFonts w:ascii="TH Sarabun New" w:hAnsi="TH Sarabun New" w:cs="TH Sarabun New"/>
+              </w:rPr>
+              <w:t xml:space="preserve">-</w:t>
+            </w:r>
+          </w:p>
+        </w:tc>
+        <w:tc>
+          <w:tcPr>
+            <w:tcW w:type="dxa" w:w="1728"/>
+          </w:tcPr>
+          <w:p>
+            <w:pPr>
+              <w:rPr>
+                <w:rFonts w:ascii="TH Sarabun New" w:hAnsi="TH Sarabun New" w:cs="TH Sarabun New"/>
+              </w:rPr>
+            </w:pPr>
+            <w:r>
+              <w:rPr>
+                <w:rFonts w:ascii="TH Sarabun New" w:hAnsi="TH Sarabun New" w:cs="TH Sarabun New"/>
+              </w:rPr>
+              <w:t xml:space="preserve">3</w:t>
+            </w:r>
+          </w:p>
+        </w:tc>
+      </w:tr>
+      <w:tr>
+        <w:tc>
+          <w:tcPr>
+            <w:tcW w:type="dxa" w:w="1728"/>
+          </w:tcPr>
+          <w:p>
+            <w:pPr>
+              <w:rPr>
+                <w:rFonts w:ascii="TH Sarabun New" w:hAnsi="TH Sarabun New" w:cs="TH Sarabun New"/>
+              </w:rPr>
+            </w:pPr>
+            <w:r>
+              <w:rPr>
+                <w:rFonts w:ascii="TH Sarabun New" w:hAnsi="TH Sarabun New" w:cs="TH Sarabun New"/>
+              </w:rPr>
+              <w:t xml:space="preserve">fried_food_freq</w:t>
+            </w:r>
+          </w:p>
+        </w:tc>
+        <w:tc>
+          <w:tcPr>
+            <w:tcW w:type="dxa" w:w="1728"/>
+          </w:tcPr>
+          <w:p>
+            <w:pPr>
+              <w:rPr>
+                <w:rFonts w:ascii="TH Sarabun New" w:hAnsi="TH Sarabun New" w:cs="TH Sarabun New"/>
+              </w:rPr>
+            </w:pPr>
+            <w:r>
+              <w:rPr>
+                <w:rFonts w:ascii="TH Sarabun New" w:hAnsi="TH Sarabun New" w:cs="TH Sarabun New"/>
+              </w:rPr>
+              <w:t xml:space="preserve">ENUM</w:t>
+            </w:r>
+          </w:p>
+        </w:tc>
+        <w:tc>
+          <w:tcPr>
+            <w:tcW w:type="dxa" w:w="1728"/>
+          </w:tcPr>
+          <w:p>
+            <w:pPr>
+              <w:rPr>
+                <w:rFonts w:ascii="TH Sarabun New" w:hAnsi="TH Sarabun New" w:cs="TH Sarabun New"/>
+              </w:rPr>
+            </w:pPr>
+            <w:r>
+              <w:rPr>
+                <w:rFonts w:ascii="TH Sarabun New" w:hAnsi="TH Sarabun New" w:cs="TH Sarabun New"/>
+              </w:rPr>
+              <w:t xml:space="preserve">ความถี่กินของทอด/มัน ต่อสัปดาห์ (4 ระดับ)</w:t>
+            </w:r>
+          </w:p>
+        </w:tc>
+        <w:tc>
+          <w:tcPr>
+            <w:tcW w:type="dxa" w:w="1728"/>
+          </w:tcPr>
+          <w:p>
+            <w:pPr>
+              <w:rPr>
+                <w:rFonts w:ascii="TH Sarabun New" w:hAnsi="TH Sarabun New" w:cs="TH Sarabun New"/>
+              </w:rPr>
+            </w:pPr>
+            <w:r>
+              <w:rPr>
+                <w:rFonts w:ascii="TH Sarabun New" w:hAnsi="TH Sarabun New" w:cs="TH Sarabun New"/>
+              </w:rPr>
+              <w:t xml:space="preserve">-</w:t>
+            </w:r>
+          </w:p>
+        </w:tc>
+        <w:tc>
+          <w:tcPr>
+            <w:tcW w:type="dxa" w:w="1728"/>
+          </w:tcPr>
+          <w:p>
+            <w:pPr>
+              <w:rPr>
+                <w:rFonts w:ascii="TH Sarabun New" w:hAnsi="TH Sarabun New" w:cs="TH Sarabun New"/>
+              </w:rPr>
+            </w:pPr>
+            <w:r>
+              <w:rPr>
+                <w:rFonts w:ascii="TH Sarabun New" w:hAnsi="TH Sarabun New" w:cs="TH Sarabun New"/>
+              </w:rPr>
+              <w:t xml:space="preserve">1_2_PER_WEEK</w:t>
+            </w:r>
+          </w:p>
+        </w:tc>
+      </w:tr>
+      <w:tr>
+        <w:tc>
+          <w:tcPr>
+            <w:tcW w:type="dxa" w:w="1728"/>
+          </w:tcPr>
+          <w:p>
+            <w:pPr>
+              <w:rPr>
+                <w:rFonts w:ascii="TH Sarabun New" w:hAnsi="TH Sarabun New" w:cs="TH Sarabun New"/>
+              </w:rPr>
+            </w:pPr>
+            <w:r>
+              <w:rPr>
+                <w:rFonts w:ascii="TH Sarabun New" w:hAnsi="TH Sarabun New" w:cs="TH Sarabun New"/>
+              </w:rPr>
+              <w:t xml:space="preserve">sweet_food_freq</w:t>
+            </w:r>
+          </w:p>
+        </w:tc>
+        <w:tc>
+          <w:tcPr>
+            <w:tcW w:type="dxa" w:w="1728"/>
+          </w:tcPr>
+          <w:p>
+            <w:pPr>
+              <w:rPr>
+                <w:rFonts w:ascii="TH Sarabun New" w:hAnsi="TH Sarabun New" w:cs="TH Sarabun New"/>
+              </w:rPr>
+            </w:pPr>
+            <w:r>
+              <w:rPr>
+                <w:rFonts w:ascii="TH Sarabun New" w:hAnsi="TH Sarabun New" w:cs="TH Sarabun New"/>
+              </w:rPr>
+              <w:t xml:space="preserve">ENUM</w:t>
+            </w:r>
+          </w:p>
+        </w:tc>
+        <w:tc>
+          <w:tcPr>
+            <w:tcW w:type="dxa" w:w="1728"/>
+          </w:tcPr>
+          <w:p>
+            <w:pPr>
+              <w:rPr>
+                <w:rFonts w:ascii="TH Sarabun New" w:hAnsi="TH Sarabun New" w:cs="TH Sarabun New"/>
+              </w:rPr>
+            </w:pPr>
+            <w:r>
+              <w:rPr>
+                <w:rFonts w:ascii="TH Sarabun New" w:hAnsi="TH Sarabun New" w:cs="TH Sarabun New"/>
+              </w:rPr>
+              <w:t xml:space="preserve">ความถี่กินของหวาน ต่อสัปดาห์ (4 ระดับ)</w:t>
+            </w:r>
+          </w:p>
+        </w:tc>
+        <w:tc>
+          <w:tcPr>
+            <w:tcW w:type="dxa" w:w="1728"/>
+          </w:tcPr>
+          <w:p>
+            <w:pPr>
+              <w:rPr>
+                <w:rFonts w:ascii="TH Sarabun New" w:hAnsi="TH Sarabun New" w:cs="TH Sarabun New"/>
+              </w:rPr>
+            </w:pPr>
+            <w:r>
+              <w:rPr>
+                <w:rFonts w:ascii="TH Sarabun New" w:hAnsi="TH Sarabun New" w:cs="TH Sarabun New"/>
+              </w:rPr>
+              <w:t xml:space="preserve">-</w:t>
+            </w:r>
+          </w:p>
+        </w:tc>
+        <w:tc>
+          <w:tcPr>
+            <w:tcW w:type="dxa" w:w="1728"/>
+          </w:tcPr>
+          <w:p>
+            <w:pPr>
+              <w:rPr>
+                <w:rFonts w:ascii="TH Sarabun New" w:hAnsi="TH Sarabun New" w:cs="TH Sarabun New"/>
+              </w:rPr>
+            </w:pPr>
+            <w:r>
+              <w:rPr>
+                <w:rFonts w:ascii="TH Sarabun New" w:hAnsi="TH Sarabun New" w:cs="TH Sarabun New"/>
+              </w:rPr>
+              <w:t xml:space="preserve">3_4_PER_WEEK</w:t>
+            </w:r>
+          </w:p>
+        </w:tc>
+      </w:tr>
+      <w:tr>
+        <w:tc>
+          <w:tcPr>
+            <w:tcW w:type="dxa" w:w="1728"/>
+          </w:tcPr>
+          <w:p>
+            <w:pPr>
+              <w:rPr>
+                <w:rFonts w:ascii="TH Sarabun New" w:hAnsi="TH Sarabun New" w:cs="TH Sarabun New"/>
+              </w:rPr>
+            </w:pPr>
+            <w:r>
+              <w:rPr>
+                <w:rFonts w:ascii="TH Sarabun New" w:hAnsi="TH Sarabun New" w:cs="TH Sarabun New"/>
+              </w:rPr>
+              <w:t xml:space="preserve">veggie_fruit_freq</w:t>
+            </w:r>
+          </w:p>
+        </w:tc>
+        <w:tc>
+          <w:tcPr>
+            <w:tcW w:type="dxa" w:w="1728"/>
+          </w:tcPr>
+          <w:p>
+            <w:pPr>
+              <w:rPr>
+                <w:rFonts w:ascii="TH Sarabun New" w:hAnsi="TH Sarabun New" w:cs="TH Sarabun New"/>
+              </w:rPr>
+            </w:pPr>
+            <w:r>
+              <w:rPr>
+                <w:rFonts w:ascii="TH Sarabun New" w:hAnsi="TH Sarabun New" w:cs="TH Sarabun New"/>
+              </w:rPr>
+              <w:t xml:space="preserve">ENUM</w:t>
+            </w:r>
+          </w:p>
+        </w:tc>
+        <w:tc>
+          <w:tcPr>
+            <w:tcW w:type="dxa" w:w="1728"/>
+          </w:tcPr>
+          <w:p>
+            <w:pPr>
+              <w:rPr>
+                <w:rFonts w:ascii="TH Sarabun New" w:hAnsi="TH Sarabun New" w:cs="TH Sarabun New"/>
+              </w:rPr>
+            </w:pPr>
+            <w:r>
+              <w:rPr>
+                <w:rFonts w:ascii="TH Sarabun New" w:hAnsi="TH Sarabun New" w:cs="TH Sarabun New"/>
+              </w:rPr>
+              <w:t xml:space="preserve">ความถี่กินผัก/ผลไม้ ต่อวัน (4 ระดับ)</w:t>
+            </w:r>
+          </w:p>
+        </w:tc>
+        <w:tc>
+          <w:tcPr>
+            <w:tcW w:type="dxa" w:w="1728"/>
+          </w:tcPr>
+          <w:p>
+            <w:pPr>
+              <w:rPr>
+                <w:rFonts w:ascii="TH Sarabun New" w:hAnsi="TH Sarabun New" w:cs="TH Sarabun New"/>
+              </w:rPr>
+            </w:pPr>
+            <w:r>
+              <w:rPr>
+                <w:rFonts w:ascii="TH Sarabun New" w:hAnsi="TH Sarabun New" w:cs="TH Sarabun New"/>
+              </w:rPr>
+              <w:t xml:space="preserve">-</w:t>
+            </w:r>
+          </w:p>
+        </w:tc>
+        <w:tc>
+          <w:tcPr>
+            <w:tcW w:type="dxa" w:w="1728"/>
+          </w:tcPr>
+          <w:p>
+            <w:pPr>
+              <w:rPr>
+                <w:rFonts w:ascii="TH Sarabun New" w:hAnsi="TH Sarabun New" w:cs="TH Sarabun New"/>
+              </w:rPr>
+            </w:pPr>
+            <w:r>
+              <w:rPr>
+                <w:rFonts w:ascii="TH Sarabun New" w:hAnsi="TH Sarabun New" w:cs="TH Sarabun New"/>
+              </w:rPr>
+              <w:t xml:space="preserve">2_SERVINGS</w:t>
+            </w:r>
+          </w:p>
+        </w:tc>
+      </w:tr>
+      <w:tr>
+        <w:tc>
+          <w:tcPr>
+            <w:tcW w:type="dxa" w:w="1728"/>
+          </w:tcPr>
+          <w:p>
+            <w:pPr>
+              <w:rPr>
+                <w:rFonts w:ascii="TH Sarabun New" w:hAnsi="TH Sarabun New" w:cs="TH Sarabun New"/>
+              </w:rPr>
+            </w:pPr>
+            <w:r>
+              <w:rPr>
+                <w:rFonts w:ascii="TH Sarabun New" w:hAnsi="TH Sarabun New" w:cs="TH Sarabun New"/>
+              </w:rPr>
+              <w:t xml:space="preserve">late_night_eating</w:t>
+            </w:r>
+          </w:p>
+        </w:tc>
+        <w:tc>
+          <w:tcPr>
+            <w:tcW w:type="dxa" w:w="1728"/>
+          </w:tcPr>
+          <w:p>
+            <w:pPr>
+              <w:rPr>
+                <w:rFonts w:ascii="TH Sarabun New" w:hAnsi="TH Sarabun New" w:cs="TH Sarabun New"/>
+              </w:rPr>
+            </w:pPr>
+            <w:r>
+              <w:rPr>
+                <w:rFonts w:ascii="TH Sarabun New" w:hAnsi="TH Sarabun New" w:cs="TH Sarabun New"/>
+              </w:rPr>
+              <w:t xml:space="preserve">ENUM</w:t>
+            </w:r>
+          </w:p>
+        </w:tc>
+        <w:tc>
+          <w:tcPr>
+            <w:tcW w:type="dxa" w:w="1728"/>
+          </w:tcPr>
+          <w:p>
+            <w:pPr>
+              <w:rPr>
+                <w:rFonts w:ascii="TH Sarabun New" w:hAnsi="TH Sarabun New" w:cs="TH Sarabun New"/>
+              </w:rPr>
+            </w:pPr>
+            <w:r>
+              <w:rPr>
+                <w:rFonts w:ascii="TH Sarabun New" w:hAnsi="TH Sarabun New" w:cs="TH Sarabun New"/>
+              </w:rPr>
+              <w:t xml:space="preserve">พฤติกรรมกินมื้อดึกหลัง 20:00 น.</w:t>
+            </w:r>
+          </w:p>
+        </w:tc>
+        <w:tc>
+          <w:tcPr>
+            <w:tcW w:type="dxa" w:w="1728"/>
+          </w:tcPr>
+          <w:p>
+            <w:pPr>
+              <w:rPr>
+                <w:rFonts w:ascii="TH Sarabun New" w:hAnsi="TH Sarabun New" w:cs="TH Sarabun New"/>
+              </w:rPr>
+            </w:pPr>
+            <w:r>
+              <w:rPr>
+                <w:rFonts w:ascii="TH Sarabun New" w:hAnsi="TH Sarabun New" w:cs="TH Sarabun New"/>
+              </w:rPr>
+              <w:t xml:space="preserve">-</w:t>
+            </w:r>
+          </w:p>
+        </w:tc>
+        <w:tc>
+          <w:tcPr>
+            <w:tcW w:type="dxa" w:w="1728"/>
+          </w:tcPr>
+          <w:p>
+            <w:pPr>
+              <w:rPr>
+                <w:rFonts w:ascii="TH Sarabun New" w:hAnsi="TH Sarabun New" w:cs="TH Sarabun New"/>
+              </w:rPr>
+            </w:pPr>
+            <w:r>
+              <w:rPr>
+                <w:rFonts w:ascii="TH Sarabun New" w:hAnsi="TH Sarabun New" w:cs="TH Sarabun New"/>
+              </w:rPr>
+              <w:t xml:space="preserve">SOMETIMES</w:t>
+            </w:r>
+          </w:p>
+        </w:tc>
+      </w:tr>
+      <w:tr>
+        <w:tc>
+          <w:tcPr>
+            <w:tcW w:type="dxa" w:w="1728"/>
+          </w:tcPr>
+          <w:p>
+            <w:pPr>
+              <w:rPr>
+                <w:rFonts w:ascii="TH Sarabun New" w:hAnsi="TH Sarabun New" w:cs="TH Sarabun New"/>
+              </w:rPr>
+            </w:pPr>
+            <w:r>
+              <w:rPr>
+                <w:rFonts w:ascii="TH Sarabun New" w:hAnsi="TH Sarabun New" w:cs="TH Sarabun New"/>
+              </w:rPr>
+              <w:t xml:space="preserve">past_dieting</w:t>
+            </w:r>
+          </w:p>
+        </w:tc>
+        <w:tc>
+          <w:tcPr>
+            <w:tcW w:type="dxa" w:w="1728"/>
+          </w:tcPr>
+          <w:p>
+            <w:pPr>
+              <w:rPr>
+                <w:rFonts w:ascii="TH Sarabun New" w:hAnsi="TH Sarabun New" w:cs="TH Sarabun New"/>
+              </w:rPr>
+            </w:pPr>
+            <w:r>
+              <w:rPr>
+                <w:rFonts w:ascii="TH Sarabun New" w:hAnsi="TH Sarabun New" w:cs="TH Sarabun New"/>
+              </w:rPr>
+              <w:t xml:space="preserve">ENUM</w:t>
+            </w:r>
+          </w:p>
+        </w:tc>
+        <w:tc>
+          <w:tcPr>
+            <w:tcW w:type="dxa" w:w="1728"/>
+          </w:tcPr>
+          <w:p>
+            <w:pPr>
+              <w:rPr>
+                <w:rFonts w:ascii="TH Sarabun New" w:hAnsi="TH Sarabun New" w:cs="TH Sarabun New"/>
+              </w:rPr>
+            </w:pPr>
+            <w:r>
+              <w:rPr>
+                <w:rFonts w:ascii="TH Sarabun New" w:hAnsi="TH Sarabun New" w:cs="TH Sarabun New"/>
+              </w:rPr>
+              <w:t xml:space="preserve">เคยควบคุม/จำกัดอาหารเพื่อลดน้ำหนักมาก่อนหรือไม่</w:t>
+            </w:r>
+          </w:p>
+        </w:tc>
+        <w:tc>
+          <w:tcPr>
+            <w:tcW w:type="dxa" w:w="1728"/>
+          </w:tcPr>
+          <w:p>
+            <w:pPr>
+              <w:rPr>
+                <w:rFonts w:ascii="TH Sarabun New" w:hAnsi="TH Sarabun New" w:cs="TH Sarabun New"/>
+              </w:rPr>
+            </w:pPr>
+            <w:r>
+              <w:rPr>
+                <w:rFonts w:ascii="TH Sarabun New" w:hAnsi="TH Sarabun New" w:cs="TH Sarabun New"/>
+              </w:rPr>
+              <w:t xml:space="preserve">-</w:t>
+            </w:r>
+          </w:p>
+        </w:tc>
+        <w:tc>
+          <w:tcPr>
+            <w:tcW w:type="dxa" w:w="1728"/>
+          </w:tcPr>
+          <w:p>
+            <w:pPr>
+              <w:rPr>
+                <w:rFonts w:ascii="TH Sarabun New" w:hAnsi="TH Sarabun New" w:cs="TH Sarabun New"/>
+              </w:rPr>
+            </w:pPr>
+            <w:r>
+              <w:rPr>
+                <w:rFonts w:ascii="TH Sarabun New" w:hAnsi="TH Sarabun New" w:cs="TH Sarabun New"/>
+              </w:rPr>
+              <w:t xml:space="preserve">NEVER</w:t>
+            </w:r>
+          </w:p>
+        </w:tc>
+      </w:tr>
+      <w:tr>
+        <w:tc>
+          <w:tcPr>
+            <w:tcW w:type="dxa" w:w="1728"/>
+          </w:tcPr>
+          <w:p>
+            <w:pPr>
+              <w:rPr>
+                <w:rFonts w:ascii="TH Sarabun New" w:hAnsi="TH Sarabun New" w:cs="TH Sarabun New"/>
+              </w:rPr>
+            </w:pPr>
+            <w:r>
+              <w:rPr>
+                <w:rFonts w:ascii="TH Sarabun New" w:hAnsi="TH Sarabun New" w:cs="TH Sarabun New"/>
+              </w:rPr>
+              <w:t xml:space="preserve">goal_type</w:t>
+            </w:r>
+          </w:p>
+        </w:tc>
+        <w:tc>
+          <w:tcPr>
+            <w:tcW w:type="dxa" w:w="1728"/>
+          </w:tcPr>
+          <w:p>
+            <w:pPr>
+              <w:rPr>
+                <w:rFonts w:ascii="TH Sarabun New" w:hAnsi="TH Sarabun New" w:cs="TH Sarabun New"/>
+              </w:rPr>
+            </w:pPr>
+            <w:r>
+              <w:rPr>
+                <w:rFonts w:ascii="TH Sarabun New" w:hAnsi="TH Sarabun New" w:cs="TH Sarabun New"/>
+              </w:rPr>
+              <w:t xml:space="preserve">JSON</w:t>
+            </w:r>
+          </w:p>
+        </w:tc>
+        <w:tc>
+          <w:tcPr>
+            <w:tcW w:type="dxa" w:w="1728"/>
+          </w:tcPr>
+          <w:p>
+            <w:pPr>
+              <w:rPr>
+                <w:rFonts w:ascii="TH Sarabun New" w:hAnsi="TH Sarabun New" w:cs="TH Sarabun New"/>
+              </w:rPr>
+            </w:pPr>
+            <w:r>
+              <w:rPr>
+                <w:rFonts w:ascii="TH Sarabun New" w:hAnsi="TH Sarabun New" w:cs="TH Sarabun New"/>
+              </w:rPr>
+              <w:t xml:space="preserve">เป้าหมายหลักจากการใช้แอป เลือกได้มากกว่า 1</w:t>
+            </w:r>
+          </w:p>
+        </w:tc>
+        <w:tc>
+          <w:tcPr>
+            <w:tcW w:type="dxa" w:w="1728"/>
+          </w:tcPr>
+          <w:p>
+            <w:pPr>
+              <w:rPr>
+                <w:rFonts w:ascii="TH Sarabun New" w:hAnsi="TH Sarabun New" w:cs="TH Sarabun New"/>
+              </w:rPr>
+            </w:pPr>
+            <w:r>
+              <w:rPr>
+                <w:rFonts w:ascii="TH Sarabun New" w:hAnsi="TH Sarabun New" w:cs="TH Sarabun New"/>
+              </w:rPr>
+              <w:t xml:space="preserve">-</w:t>
+            </w:r>
+          </w:p>
+        </w:tc>
+        <w:tc>
+          <w:tcPr>
+            <w:tcW w:type="dxa" w:w="1728"/>
+          </w:tcPr>
+          <w:p>
+            <w:pPr>
+              <w:rPr>
+                <w:rFonts w:ascii="TH Sarabun New" w:hAnsi="TH Sarabun New" w:cs="TH Sarabun New"/>
+              </w:rPr>
+            </w:pPr>
+            <w:r>
+              <w:rPr>
+                <w:rFonts w:ascii="TH Sarabun New" w:hAnsi="TH Sarabun New" w:cs="TH Sarabun New"/>
+              </w:rPr>
+              <w:t xml:space="preserve">["ลดน้ำหนัก"]</w:t>
+            </w:r>
+          </w:p>
+        </w:tc>
+      </w:tr>
+      <w:tr>
+        <w:tc>
+          <w:tcPr>
+            <w:tcW w:type="dxa" w:w="1728"/>
+          </w:tcPr>
+          <w:p>
+            <w:pPr>
+              <w:rPr>
+                <w:rFonts w:ascii="TH Sarabun New" w:hAnsi="TH Sarabun New" w:cs="TH Sarabun New"/>
+              </w:rPr>
+            </w:pPr>
+            <w:r>
+              <w:rPr>
+                <w:rFonts w:ascii="TH Sarabun New" w:hAnsi="TH Sarabun New" w:cs="TH Sarabun New"/>
+              </w:rPr>
+              <w:t xml:space="preserve">stage_of_change</w:t>
+            </w:r>
+          </w:p>
+        </w:tc>
+        <w:tc>
+          <w:tcPr>
+            <w:tcW w:type="dxa" w:w="1728"/>
+          </w:tcPr>
+          <w:p>
+            <w:pPr>
+              <w:rPr>
+                <w:rFonts w:ascii="TH Sarabun New" w:hAnsi="TH Sarabun New" w:cs="TH Sarabun New"/>
+              </w:rPr>
+            </w:pPr>
+            <w:r>
+              <w:rPr>
+                <w:rFonts w:ascii="TH Sarabun New" w:hAnsi="TH Sarabun New" w:cs="TH Sarabun New"/>
+              </w:rPr>
+              <w:t xml:space="preserve">ENUM</w:t>
+            </w:r>
+          </w:p>
+        </w:tc>
+        <w:tc>
+          <w:tcPr>
+            <w:tcW w:type="dxa" w:w="1728"/>
+          </w:tcPr>
+          <w:p>
+            <w:pPr>
+              <w:rPr>
+                <w:rFonts w:ascii="TH Sarabun New" w:hAnsi="TH Sarabun New" w:cs="TH Sarabun New"/>
+              </w:rPr>
+            </w:pPr>
+            <w:r>
+              <w:rPr>
+                <w:rFonts w:ascii="TH Sarabun New" w:hAnsi="TH Sarabun New" w:cs="TH Sarabun New"/>
+              </w:rPr>
+              <w:t xml:space="preserve">ขั้นของการเปลี่ยนพฤติกรรมสุขภาพ (Stage of Change)</w:t>
+            </w:r>
+          </w:p>
+        </w:tc>
+        <w:tc>
+          <w:tcPr>
+            <w:tcW w:type="dxa" w:w="1728"/>
+          </w:tcPr>
+          <w:p>
+            <w:pPr>
+              <w:rPr>
+                <w:rFonts w:ascii="TH Sarabun New" w:hAnsi="TH Sarabun New" w:cs="TH Sarabun New"/>
+              </w:rPr>
+            </w:pPr>
+            <w:r>
+              <w:rPr>
+                <w:rFonts w:ascii="TH Sarabun New" w:hAnsi="TH Sarabun New" w:cs="TH Sarabun New"/>
+              </w:rPr>
+              <w:t xml:space="preserve">-</w:t>
+            </w:r>
+          </w:p>
+        </w:tc>
+        <w:tc>
+          <w:tcPr>
+            <w:tcW w:type="dxa" w:w="1728"/>
+          </w:tcPr>
+          <w:p>
+            <w:pPr>
+              <w:rPr>
+                <w:rFonts w:ascii="TH Sarabun New" w:hAnsi="TH Sarabun New" w:cs="TH Sarabun New"/>
+              </w:rPr>
+            </w:pPr>
+            <w:r>
+              <w:rPr>
+                <w:rFonts w:ascii="TH Sarabun New" w:hAnsi="TH Sarabun New" w:cs="TH Sarabun New"/>
+              </w:rPr>
+              <w:t xml:space="preserve">ACTIVE_UNDER_6M</w:t>
+            </w:r>
+          </w:p>
+        </w:tc>
+      </w:tr>
+      <w:tr>
+        <w:tc>
+          <w:tcPr>
+            <w:tcW w:type="dxa" w:w="1728"/>
+          </w:tcPr>
+          <w:p>
+            <w:pPr>
+              <w:rPr>
+                <w:rFonts w:ascii="TH Sarabun New" w:hAnsi="TH Sarabun New" w:cs="TH Sarabun New"/>
+              </w:rPr>
+            </w:pPr>
+            <w:r>
+              <w:rPr>
+                <w:rFonts w:ascii="TH Sarabun New" w:hAnsi="TH Sarabun New" w:cs="TH Sarabun New"/>
+              </w:rPr>
+              <w:t xml:space="preserve">target_weight_kg</w:t>
+            </w:r>
+          </w:p>
+        </w:tc>
+        <w:tc>
+          <w:tcPr>
+            <w:tcW w:type="dxa" w:w="1728"/>
+          </w:tcPr>
+          <w:p>
+            <w:pPr>
+              <w:rPr>
+                <w:rFonts w:ascii="TH Sarabun New" w:hAnsi="TH Sarabun New" w:cs="TH Sarabun New"/>
+              </w:rPr>
+            </w:pPr>
+            <w:r>
+              <w:rPr>
+                <w:rFonts w:ascii="TH Sarabun New" w:hAnsi="TH Sarabun New" w:cs="TH Sarabun New"/>
+              </w:rPr>
+              <w:t xml:space="preserve">DECIMAL(4,1)</w:t>
+            </w:r>
+          </w:p>
+        </w:tc>
+        <w:tc>
+          <w:tcPr>
+            <w:tcW w:type="dxa" w:w="1728"/>
+          </w:tcPr>
+          <w:p>
+            <w:pPr>
+              <w:rPr>
+                <w:rFonts w:ascii="TH Sarabun New" w:hAnsi="TH Sarabun New" w:cs="TH Sarabun New"/>
+              </w:rPr>
+            </w:pPr>
+            <w:r>
+              <w:rPr>
+                <w:rFonts w:ascii="TH Sarabun New" w:hAnsi="TH Sarabun New" w:cs="TH Sarabun New"/>
+              </w:rPr>
+              <w:t xml:space="preserve">น้ำหนักเป้าหมายที่ต้องการ</w:t>
+            </w:r>
+          </w:p>
+        </w:tc>
+        <w:tc>
+          <w:tcPr>
+            <w:tcW w:type="dxa" w:w="1728"/>
+          </w:tcPr>
+          <w:p>
+            <w:pPr>
+              <w:rPr>
+                <w:rFonts w:ascii="TH Sarabun New" w:hAnsi="TH Sarabun New" w:cs="TH Sarabun New"/>
+              </w:rPr>
+            </w:pPr>
+            <w:r>
+              <w:rPr>
+                <w:rFonts w:ascii="TH Sarabun New" w:hAnsi="TH Sarabun New" w:cs="TH Sarabun New"/>
+              </w:rPr>
+              <w:t xml:space="preserve">-</w:t>
+            </w:r>
+          </w:p>
+        </w:tc>
+        <w:tc>
+          <w:tcPr>
+            <w:tcW w:type="dxa" w:w="1728"/>
+          </w:tcPr>
+          <w:p>
+            <w:pPr>
+              <w:rPr>
+                <w:rFonts w:ascii="TH Sarabun New" w:hAnsi="TH Sarabun New" w:cs="TH Sarabun New"/>
+              </w:rPr>
+            </w:pPr>
+            <w:r>
+              <w:rPr>
+                <w:rFonts w:ascii="TH Sarabun New" w:hAnsi="TH Sarabun New" w:cs="TH Sarabun New"/>
+              </w:rPr>
+              <w:t xml:space="preserve">58.0</w:t>
+            </w:r>
+          </w:p>
+        </w:tc>
+      </w:tr>
+      <w:tr>
+        <w:tc>
+          <w:tcPr>
+            <w:tcW w:type="dxa" w:w="1728"/>
+          </w:tcPr>
+          <w:p>
+            <w:pPr>
+              <w:rPr>
+                <w:rFonts w:ascii="TH Sarabun New" w:hAnsi="TH Sarabun New" w:cs="TH Sarabun New"/>
+              </w:rPr>
+            </w:pPr>
+            <w:r>
+              <w:rPr>
+                <w:rFonts w:ascii="TH Sarabun New" w:hAnsi="TH Sarabun New" w:cs="TH Sarabun New"/>
+              </w:rPr>
+              <w:t xml:space="preserve">created_at</w:t>
+            </w:r>
+          </w:p>
+        </w:tc>
+        <w:tc>
+          <w:tcPr>
+            <w:tcW w:type="dxa" w:w="1728"/>
+          </w:tcPr>
+          <w:p>
+            <w:pPr>
+              <w:rPr>
+                <w:rFonts w:ascii="TH Sarabun New" w:hAnsi="TH Sarabun New" w:cs="TH Sarabun New"/>
+              </w:rPr>
+            </w:pPr>
+            <w:r>
+              <w:rPr>
+                <w:rFonts w:ascii="TH Sarabun New" w:hAnsi="TH Sarabun New" w:cs="TH Sarabun New"/>
+              </w:rPr>
+              <w:t xml:space="preserve">DATETIME</w:t>
+            </w:r>
+          </w:p>
+        </w:tc>
+        <w:tc>
+          <w:tcPr>
+            <w:tcW w:type="dxa" w:w="1728"/>
+          </w:tcPr>
+          <w:p>
+            <w:pPr>
+              <w:rPr>
+                <w:rFonts w:ascii="TH Sarabun New" w:hAnsi="TH Sarabun New" w:cs="TH Sarabun New"/>
+              </w:rPr>
+            </w:pPr>
+            <w:r>
+              <w:rPr>
+                <w:rFonts w:ascii="TH Sarabun New" w:hAnsi="TH Sarabun New" w:cs="TH Sarabun New"/>
+              </w:rPr>
+              <w:t xml:space="preserve">วันเวลาที่บันทึกแถวนี้ลงระบบ</w:t>
+            </w:r>
+          </w:p>
+        </w:tc>
+        <w:tc>
+          <w:tcPr>
+            <w:tcW w:type="dxa" w:w="1728"/>
+          </w:tcPr>
+          <w:p>
+            <w:pPr>
+              <w:rPr>
+                <w:rFonts w:ascii="TH Sarabun New" w:hAnsi="TH Sarabun New" w:cs="TH Sarabun New"/>
+              </w:rPr>
+            </w:pPr>
+            <w:r>
+              <w:rPr>
+                <w:rFonts w:ascii="TH Sarabun New" w:hAnsi="TH Sarabun New" w:cs="TH Sarabun New"/>
+              </w:rPr>
+              <w:t xml:space="preserve">-</w:t>
+            </w:r>
+          </w:p>
+        </w:tc>
+        <w:tc>
+          <w:tcPr>
+            <w:tcW w:type="dxa" w:w="1728"/>
+          </w:tcPr>
+          <w:p>
+            <w:pPr>
+              <w:rPr>
+                <w:rFonts w:ascii="TH Sarabun New" w:hAnsi="TH Sarabun New" w:cs="TH Sarabun New"/>
+              </w:rPr>
+            </w:pPr>
+            <w:r>
+              <w:rPr>
+                <w:rFonts w:ascii="TH Sarabun New" w:hAnsi="TH Sarabun New" w:cs="TH Sarabun New"/>
+              </w:rPr>
+              <w:t xml:space="preserve">2026-07-31 09:05</w:t>
+            </w:r>
+          </w:p>
+        </w:tc>
+      </w:tr>
+    </w:tbl>
     <w:sectPr>
       <w:pgSz w:w="12240" w:h="15840"/>
       <w:pgMar w:top="1440" w:right="1800" w:bottom="1440" w:left="1800" w:header="720" w:footer="720" w:gutter="0"/>
